--- a/Dokumentumok/VizsgaRemekDokumentacio(A).docx
+++ b/Dokumentumok/VizsgaRemekDokumentacio(A).docx
@@ -18,6 +18,16 @@
           <w:szCs w:val="36"/>
         </w:rPr>
       </w:pPr>
+      <w:r>
+        <w:rPr>
+          <w:rFonts w:ascii="Arial" w:hAnsi="Arial" w:cs="Arial"/>
+          <w:b/>
+          <w:color w:val="FFFFFF" w:themeColor="background1"/>
+          <w:sz w:val="36"/>
+          <w:szCs w:val="36"/>
+        </w:rPr>
+        <w:br/>
+      </w:r>
       <w:r>
         <w:rPr>
           <w:noProof/>
@@ -150,10 +160,21 @@
         </w:rPr>
         <w:t>Technikum, Szakképző Iskola és Kollégium</w:t>
       </w:r>
+      <w:r>
+        <w:rPr>
+          <w:rFonts w:ascii="Arial" w:hAnsi="Arial" w:cs="Arial"/>
+          <w:b/>
+          <w:color w:val="FFFFFF" w:themeColor="background1"/>
+          <w:sz w:val="36"/>
+          <w:szCs w:val="36"/>
+        </w:rPr>
+        <w:br/>
+      </w:r>
     </w:p>
     <w:p>
       <w:pPr>
         <w:spacing w:after="120"/>
+        <w:jc w:val="center"/>
         <w:rPr>
           <w:color w:val="764CA2"/>
           <w:sz w:val="72"/>
@@ -162,18 +183,19 @@
       </w:pPr>
       <w:r>
         <w:rPr>
+          <w:noProof/>
           <w:color w:val="764CA2"/>
           <w:sz w:val="72"/>
           <w:szCs w:val="72"/>
         </w:rPr>
         <w:drawing>
-          <wp:anchor distT="0" distB="0" distL="114300" distR="114300" simplePos="0" relativeHeight="251661312" behindDoc="0" locked="0" layoutInCell="1" allowOverlap="1" wp14:anchorId="76D0457E" wp14:editId="39898152">
+          <wp:anchor distT="0" distB="0" distL="114300" distR="114300" simplePos="0" relativeHeight="251661312" behindDoc="0" locked="0" layoutInCell="1" allowOverlap="1" wp14:anchorId="76D0457E" wp14:editId="1B7646B5">
             <wp:simplePos x="0" y="0"/>
             <wp:positionH relativeFrom="margin">
-              <wp:posOffset>1730680</wp:posOffset>
+              <wp:posOffset>3599749</wp:posOffset>
             </wp:positionH>
             <wp:positionV relativeFrom="paragraph">
-              <wp:posOffset>612089</wp:posOffset>
+              <wp:posOffset>647956</wp:posOffset>
             </wp:positionV>
             <wp:extent cx="425348" cy="425348"/>
             <wp:effectExtent l="0" t="0" r="0" b="0"/>
@@ -240,14 +262,9 @@
     </w:p>
     <w:p>
       <w:pPr>
-        <w:tabs>
-          <w:tab w:val="left" w:pos="567"/>
-        </w:tabs>
         <w:spacing w:after="800" w:line="720" w:lineRule="auto"/>
-      </w:pPr>
-      <w:r>
-        <w:tab/>
-      </w:r>
+        <w:jc w:val="center"/>
+      </w:pPr>
       <w:hyperlink r:id="rId9" w:history="1">
         <w:r>
           <w:rPr>
@@ -255,29 +272,14 @@
             <w:sz w:val="36"/>
             <w:szCs w:val="36"/>
           </w:rPr>
-          <w:t>villam</w:t>
-        </w:r>
-        <w:r>
-          <w:rPr>
-            <w:rStyle w:val="Hiperhivatkozs"/>
-            <w:sz w:val="36"/>
-            <w:szCs w:val="36"/>
-          </w:rPr>
-          <w:t>m</w:t>
-        </w:r>
-        <w:r>
-          <w:rPr>
-            <w:rStyle w:val="Hiperhivatkozs"/>
-            <w:sz w:val="36"/>
-            <w:szCs w:val="36"/>
-          </w:rPr>
-          <w:t>elo.hu</w:t>
+          <w:t>villammelo.hu</w:t>
         </w:r>
       </w:hyperlink>
     </w:p>
     <w:p>
       <w:pPr>
         <w:spacing w:after="300"/>
+        <w:jc w:val="right"/>
       </w:pPr>
       <w:r>
         <w:t>Készítette:</w:t>
@@ -286,6 +288,7 @@
     <w:p>
       <w:pPr>
         <w:spacing w:after="40"/>
+        <w:jc w:val="right"/>
       </w:pPr>
       <w:r>
         <w:t>Boros Dániel</w:t>
@@ -297,6 +300,7 @@
     <w:p>
       <w:pPr>
         <w:spacing w:after="40"/>
+        <w:jc w:val="right"/>
       </w:pPr>
       <w:proofErr w:type="spellStart"/>
       <w:r>
@@ -311,6 +315,9 @@
       </w:r>
     </w:p>
     <w:p>
+      <w:pPr>
+        <w:jc w:val="right"/>
+      </w:pPr>
       <w:proofErr w:type="spellStart"/>
       <w:r>
         <w:t>Kléber</w:t>
@@ -861,8 +868,6 @@
           <w:fldChar w:fldCharType="end"/>
         </w:r>
       </w:hyperlink>
-      <w:bookmarkStart w:id="0" w:name="_GoBack"/>
-      <w:bookmarkEnd w:id="0"/>
     </w:p>
     <w:p>
       <w:r>
@@ -881,134 +886,135 @@
       <w:pPr>
         <w:pStyle w:val="Cm"/>
       </w:pPr>
-      <w:bookmarkStart w:id="1" w:name="_Toc220930350"/>
-      <w:bookmarkStart w:id="2" w:name="_Toc221019013"/>
+      <w:bookmarkStart w:id="0" w:name="_Toc220930350"/>
+      <w:bookmarkStart w:id="1" w:name="_Toc221019013"/>
       <w:r>
         <w:lastRenderedPageBreak/>
         <w:t>Bevezetés</w:t>
       </w:r>
+      <w:bookmarkEnd w:id="0"/>
       <w:bookmarkEnd w:id="1"/>
+    </w:p>
+    <w:p>
+      <w:pPr>
+        <w:pStyle w:val="Cmsor1"/>
+      </w:pPr>
+      <w:bookmarkStart w:id="2" w:name="_Toc220930351"/>
+      <w:bookmarkStart w:id="3" w:name="_Toc221019014"/>
+      <w:r>
+        <w:t>Témaválasztás indoklása</w:t>
+      </w:r>
       <w:bookmarkEnd w:id="2"/>
+      <w:bookmarkEnd w:id="3"/>
     </w:p>
     <w:p>
       <w:pPr>
         <w:pStyle w:val="Cmsor1"/>
       </w:pPr>
-      <w:bookmarkStart w:id="3" w:name="_Toc220930351"/>
-      <w:bookmarkStart w:id="4" w:name="_Toc221019014"/>
-      <w:r>
-        <w:t>Témaválasztás indoklása</w:t>
-      </w:r>
-      <w:bookmarkEnd w:id="3"/>
+      <w:bookmarkStart w:id="4" w:name="_Toc220930352"/>
+      <w:bookmarkStart w:id="5" w:name="_Toc221019015"/>
+      <w:r>
+        <w:t>Célkitűzés</w:t>
+      </w:r>
       <w:bookmarkEnd w:id="4"/>
-    </w:p>
-    <w:p>
-      <w:pPr>
-        <w:pStyle w:val="Cmsor1"/>
-      </w:pPr>
-      <w:bookmarkStart w:id="5" w:name="_Toc220930352"/>
-      <w:bookmarkStart w:id="6" w:name="_Toc221019015"/>
-      <w:r>
-        <w:t>Célkitűzés</w:t>
-      </w:r>
       <w:bookmarkEnd w:id="5"/>
+    </w:p>
+    <w:p>
+      <w:r>
+        <w:t>A</w:t>
+      </w:r>
+      <w:r>
+        <w:t xml:space="preserve"> célunk</w:t>
+      </w:r>
+      <w:r>
+        <w:t xml:space="preserve"> egyszerű a</w:t>
+      </w:r>
+      <w:r>
+        <w:t xml:space="preserve"> Villám Meló</w:t>
+      </w:r>
+      <w:r>
+        <w:t xml:space="preserve"> weboldallal</w:t>
+      </w:r>
+      <w:r>
+        <w:t>,</w:t>
+      </w:r>
+      <w:r>
+        <w:t xml:space="preserve"> ahogy a nevéből is adódik a gyors munkákra alapszik. A csapatunk ezzel a</w:t>
+      </w:r>
+      <w:r>
+        <w:t>z oldal</w:t>
+      </w:r>
+      <w:r>
+        <w:t xml:space="preserve"> ötlettel szeretné megkönnyíteni az emberek életét, egyaránt azoknak akik munkásokat keresnek és egyaránt a munkát keresőknek is.</w:t>
+      </w:r>
+      <w:r>
+        <w:t xml:space="preserve"> A felhasználóknak akik regisztrálnak illetve belépnek az oldalra </w:t>
+      </w:r>
+      <w:r>
+        <w:t>lehetőséget kapnak</w:t>
+      </w:r>
+      <w:r>
+        <w:t xml:space="preserve"> arra</w:t>
+      </w:r>
+      <w:r>
+        <w:t>, hogy munkákat tudjanak feltölteni, jelentkezni tudjanak mások munkáira és egyéb leírást adni magukról vagy az elvégzendő munkáról. Minden felhasználónak van lehetősége szerkeszteni a profilj</w:t>
+      </w:r>
+      <w:r>
+        <w:t>át amely sok szerkesztési lehetőséget ad.</w:t>
+      </w:r>
+    </w:p>
+    <w:p/>
+    <w:p>
+      <w:pPr>
+        <w:pStyle w:val="Cm"/>
+      </w:pPr>
+      <w:bookmarkStart w:id="6" w:name="_Toc220930353"/>
+      <w:bookmarkStart w:id="7" w:name="_Toc221019016"/>
+      <w:r>
+        <w:t>Fejlesztői dokumentáció</w:t>
+      </w:r>
       <w:bookmarkEnd w:id="6"/>
-    </w:p>
-    <w:p>
-      <w:r>
-        <w:t>A</w:t>
-      </w:r>
-      <w:r>
-        <w:t xml:space="preserve"> célunk</w:t>
-      </w:r>
-      <w:r>
-        <w:t xml:space="preserve"> egyszerű a</w:t>
-      </w:r>
-      <w:r>
-        <w:t xml:space="preserve"> Villám Meló</w:t>
-      </w:r>
-      <w:r>
-        <w:t xml:space="preserve"> weboldallal</w:t>
-      </w:r>
-      <w:r>
-        <w:t>,</w:t>
-      </w:r>
-      <w:r>
-        <w:t xml:space="preserve"> ahogy a nevéből is adódik a gyors munkákra alapszik. A csapatunk ezzel a</w:t>
-      </w:r>
-      <w:r>
-        <w:t>z oldal</w:t>
-      </w:r>
-      <w:r>
-        <w:t xml:space="preserve"> ötlettel szeretné megkönnyíteni az emberek életét, egyaránt azoknak akik munkásokat keresnek és egyaránt a munkát keresőknek is.</w:t>
-      </w:r>
-      <w:r>
-        <w:t xml:space="preserve"> A felhasználóknak akik regisztrálnak illetve belépnek az oldalra </w:t>
-      </w:r>
-      <w:r>
-        <w:t>lehetőséget kapnak</w:t>
-      </w:r>
-      <w:r>
-        <w:t xml:space="preserve"> arra</w:t>
-      </w:r>
-      <w:r>
-        <w:t>, hogy munkákat tudjanak feltölteni, jelentkezni tudjanak mások munkáira és egyéb leírást adni magukról vagy az elvégzendő munkáról. Minden felhasználónak van lehetősége szerkeszteni a profilj</w:t>
-      </w:r>
-      <w:r>
-        <w:t>át amely sok szerkesztési lehetőséget ad.</w:t>
-      </w:r>
-    </w:p>
-    <w:p/>
+      <w:bookmarkEnd w:id="7"/>
+    </w:p>
     <w:p>
       <w:pPr>
         <w:pStyle w:val="Cm"/>
       </w:pPr>
-      <w:bookmarkStart w:id="7" w:name="_Toc220930353"/>
-      <w:bookmarkStart w:id="8" w:name="_Toc221019016"/>
-      <w:r>
-        <w:t>Fejlesztői dokumentáció</w:t>
-      </w:r>
-      <w:bookmarkEnd w:id="7"/>
+      <w:bookmarkStart w:id="8" w:name="_Toc220930354"/>
+      <w:bookmarkStart w:id="9" w:name="_Toc221019017"/>
+      <w:r>
+        <w:t>Felhasználói dokumentáció</w:t>
+      </w:r>
       <w:bookmarkEnd w:id="8"/>
+      <w:bookmarkEnd w:id="9"/>
     </w:p>
     <w:p>
       <w:pPr>
         <w:pStyle w:val="Cm"/>
       </w:pPr>
-      <w:bookmarkStart w:id="9" w:name="_Toc220930354"/>
-      <w:bookmarkStart w:id="10" w:name="_Toc221019017"/>
-      <w:r>
-        <w:t>Felhasználói dokumentáció</w:t>
-      </w:r>
-      <w:bookmarkEnd w:id="9"/>
+      <w:bookmarkStart w:id="10" w:name="_Toc220930355"/>
+      <w:bookmarkStart w:id="11" w:name="_Toc221019018"/>
+      <w:r>
+        <w:t>Összefoglalás</w:t>
+      </w:r>
       <w:bookmarkEnd w:id="10"/>
+      <w:bookmarkEnd w:id="11"/>
     </w:p>
     <w:p>
       <w:pPr>
         <w:pStyle w:val="Cm"/>
       </w:pPr>
-      <w:bookmarkStart w:id="11" w:name="_Toc220930355"/>
-      <w:bookmarkStart w:id="12" w:name="_Toc221019018"/>
-      <w:r>
-        <w:t>Összefoglalás</w:t>
-      </w:r>
-      <w:bookmarkEnd w:id="11"/>
+      <w:bookmarkStart w:id="12" w:name="_Toc220930356"/>
+      <w:bookmarkStart w:id="13" w:name="_Toc221019019"/>
+      <w:r>
+        <w:t>Irodalomjegyzék</w:t>
+      </w:r>
       <w:bookmarkEnd w:id="12"/>
-    </w:p>
-    <w:p>
-      <w:pPr>
-        <w:pStyle w:val="Cm"/>
-      </w:pPr>
-      <w:bookmarkStart w:id="13" w:name="_Toc220930356"/>
-      <w:bookmarkStart w:id="14" w:name="_Toc221019019"/>
-      <w:r>
-        <w:t>Irodalomjegyzék</w:t>
-      </w:r>
       <w:bookmarkEnd w:id="13"/>
-      <w:bookmarkEnd w:id="14"/>
     </w:p>
     <w:sectPr>
       <w:footerReference w:type="default" r:id="rId10"/>
+      <w:footerReference w:type="first" r:id="rId11"/>
       <w:pgSz w:w="11906" w:h="16838"/>
       <w:pgMar w:top="1417" w:right="1417" w:bottom="1417" w:left="1417" w:header="708" w:footer="708" w:gutter="0"/>
       <w:pgBorders w:offsetFrom="page">
@@ -1314,6 +1320,32 @@
       </w:p>
     </w:sdtContent>
   </w:sdt>
+</w:ftr>
+</file>
+
+<file path=word/footer2.xml><?xml version="1.0" encoding="utf-8"?>
+<w:ftr xmlns:wpc="http://schemas.microsoft.com/office/word/2010/wordprocessingCanvas" xmlns:cx="http://schemas.microsoft.com/office/drawing/2014/chartex" xmlns:cx1="http://schemas.microsoft.com/office/drawing/2015/9/8/chartex" xmlns:cx2="http://schemas.microsoft.com/office/drawing/2015/10/21/chartex" xmlns:cx3="http://schemas.microsoft.com/office/drawing/2016/5/9/chartex" xmlns:cx4="http://schemas.microsoft.com/office/drawing/2016/5/10/chartex" xmlns:cx5="http://schemas.microsoft.com/office/drawing/2016/5/11/chartex" xmlns:cx6="http://schemas.microsoft.com/office/drawing/2016/5/12/chartex" xmlns:cx7="http://schemas.microsoft.com/office/drawing/2016/5/13/chartex" xmlns:cx8="http://schemas.microsoft.com/office/drawing/2016/5/14/chartex" xmlns:mc="http://schemas.openxmlformats.org/markup-compatibility/2006" xmlns:aink="http://schemas.microsoft.com/office/drawing/2016/ink" xmlns:am3d="http://schemas.microsoft.com/office/drawing/2017/model3d" xmlns:o="urn:schemas-microsoft-com:office:office" xmlns:r="http://schemas.openxmlformats.org/officeDocument/2006/relationships" xmlns:m="http://schemas.openxmlformats.org/officeDocument/2006/math" xmlns:v="urn:schemas-microsoft-com:vml" xmlns:wp14="http://schemas.microsoft.com/office/word/2010/wordprocessingDrawing" xmlns:wp="http://schemas.openxmlformats.org/drawingml/2006/wordprocessingDrawing" xmlns:w10="urn:schemas-microsoft-com:office:word" xmlns:w="http://schemas.openxmlformats.org/wordprocessingml/2006/main" xmlns:w14="http://schemas.microsoft.com/office/word/2010/wordml" xmlns:w15="http://schemas.microsoft.com/office/word/2012/wordml" xmlns:w16cid="http://schemas.microsoft.com/office/word/2016/wordml/cid" xmlns:w16se="http://schemas.microsoft.com/office/word/2015/wordml/symex" xmlns:wpg="http://schemas.microsoft.com/office/word/2010/wordprocessingGroup" xmlns:wpi="http://schemas.microsoft.com/office/word/2010/wordprocessingInk" xmlns:wne="http://schemas.microsoft.com/office/word/2006/wordml" xmlns:wps="http://schemas.microsoft.com/office/word/2010/wordprocessingShape" mc:Ignorable="w14 w15 w16se w16cid wp14">
+  <w:p>
+    <w:pPr>
+      <w:pStyle w:val="llb"/>
+      <w:rPr>
+        <w:b/>
+      </w:rPr>
+    </w:pPr>
+    <w:r>
+      <w:rPr>
+        <w:b/>
+      </w:rPr>
+      <w:t>Budapest 2025-2026</w:t>
+    </w:r>
+  </w:p>
+  <w:p>
+    <w:pPr>
+      <w:pStyle w:val="llb"/>
+    </w:pPr>
+    <w:bookmarkStart w:id="14" w:name="_GoBack"/>
+    <w:bookmarkEnd w:id="14"/>
+  </w:p>
 </w:ftr>
 </file>
 
@@ -1831,6 +1863,7 @@
   <w:style w:type="character" w:default="1" w:styleId="Bekezdsalapbettpusa">
     <w:name w:val="Default Paragraph Font"/>
     <w:uiPriority w:val="1"/>
+    <w:semiHidden/>
     <w:unhideWhenUsed/>
   </w:style>
   <w:style w:type="table" w:default="1" w:styleId="Normltblzat">
@@ -2406,7 +2439,7 @@
 </file>
 
 <file path=customXml/itemProps1.xml><?xml version="1.0" encoding="utf-8"?>
-<ds:datastoreItem xmlns:ds="http://schemas.openxmlformats.org/officeDocument/2006/customXml" ds:itemID="{000A9ED6-1A36-4094-BE2F-B2670BDC6C27}">
+<ds:datastoreItem xmlns:ds="http://schemas.openxmlformats.org/officeDocument/2006/customXml" ds:itemID="{AF5BE1CD-4D9E-4FAD-B1BA-72C22F046A55}">
   <ds:schemaRefs>
     <ds:schemaRef ds:uri="http://schemas.openxmlformats.org/officeDocument/2006/bibliography"/>
   </ds:schemaRefs>

--- a/Dokumentumok/VizsgaRemekDokumentacio(A).docx
+++ b/Dokumentumok/VizsgaRemekDokumentacio(A).docx
@@ -1,6 +1,6 @@
 
 <file path=word/document.xml><?xml version="1.0" encoding="utf-8"?>
-<w:document xmlns:wpc="http://schemas.microsoft.com/office/word/2010/wordprocessingCanvas" xmlns:cx="http://schemas.microsoft.com/office/drawing/2014/chartex" xmlns:cx1="http://schemas.microsoft.com/office/drawing/2015/9/8/chartex" xmlns:cx2="http://schemas.microsoft.com/office/drawing/2015/10/21/chartex" xmlns:cx3="http://schemas.microsoft.com/office/drawing/2016/5/9/chartex" xmlns:cx4="http://schemas.microsoft.com/office/drawing/2016/5/10/chartex" xmlns:cx5="http://schemas.microsoft.com/office/drawing/2016/5/11/chartex" xmlns:cx6="http://schemas.microsoft.com/office/drawing/2016/5/12/chartex" xmlns:cx7="http://schemas.microsoft.com/office/drawing/2016/5/13/chartex" xmlns:cx8="http://schemas.microsoft.com/office/drawing/2016/5/14/chartex" xmlns:mc="http://schemas.openxmlformats.org/markup-compatibility/2006" xmlns:aink="http://schemas.microsoft.com/office/drawing/2016/ink" xmlns:am3d="http://schemas.microsoft.com/office/drawing/2017/model3d" xmlns:o="urn:schemas-microsoft-com:office:office" xmlns:r="http://schemas.openxmlformats.org/officeDocument/2006/relationships" xmlns:m="http://schemas.openxmlformats.org/officeDocument/2006/math" xmlns:v="urn:schemas-microsoft-com:vml" xmlns:wp14="http://schemas.microsoft.com/office/word/2010/wordprocessingDrawing" xmlns:wp="http://schemas.openxmlformats.org/drawingml/2006/wordprocessingDrawing" xmlns:w10="urn:schemas-microsoft-com:office:word" xmlns:w="http://schemas.openxmlformats.org/wordprocessingml/2006/main" xmlns:w14="http://schemas.microsoft.com/office/word/2010/wordml" xmlns:w15="http://schemas.microsoft.com/office/word/2012/wordml" xmlns:w16cid="http://schemas.microsoft.com/office/word/2016/wordml/cid" xmlns:w16se="http://schemas.microsoft.com/office/word/2015/wordml/symex" xmlns:wpg="http://schemas.microsoft.com/office/word/2010/wordprocessingGroup" xmlns:wpi="http://schemas.microsoft.com/office/word/2010/wordprocessingInk" xmlns:wne="http://schemas.microsoft.com/office/word/2006/wordml" xmlns:wps="http://schemas.microsoft.com/office/word/2010/wordprocessingShape" mc:Ignorable="w14 w15 w16se w16cid wp14">
+<w:document xmlns:wpc="http://schemas.microsoft.com/office/word/2010/wordprocessingCanvas" xmlns:cx="http://schemas.microsoft.com/office/drawing/2014/chartex" xmlns:cx1="http://schemas.microsoft.com/office/drawing/2015/9/8/chartex" xmlns:cx2="http://schemas.microsoft.com/office/drawing/2015/10/21/chartex" xmlns:cx3="http://schemas.microsoft.com/office/drawing/2016/5/9/chartex" xmlns:cx4="http://schemas.microsoft.com/office/drawing/2016/5/10/chartex" xmlns:cx5="http://schemas.microsoft.com/office/drawing/2016/5/11/chartex" xmlns:cx6="http://schemas.microsoft.com/office/drawing/2016/5/12/chartex" xmlns:cx7="http://schemas.microsoft.com/office/drawing/2016/5/13/chartex" xmlns:cx8="http://schemas.microsoft.com/office/drawing/2016/5/14/chartex" xmlns:mc="http://schemas.openxmlformats.org/markup-compatibility/2006" xmlns:aink="http://schemas.microsoft.com/office/drawing/2016/ink" xmlns:am3d="http://schemas.microsoft.com/office/drawing/2017/model3d" xmlns:o="urn:schemas-microsoft-com:office:office" xmlns:oel="http://schemas.microsoft.com/office/2019/extlst" xmlns:r="http://schemas.openxmlformats.org/officeDocument/2006/relationships" xmlns:m="http://schemas.openxmlformats.org/officeDocument/2006/math" xmlns:v="urn:schemas-microsoft-com:vml" xmlns:wp14="http://schemas.microsoft.com/office/word/2010/wordprocessingDrawing" xmlns:wp="http://schemas.openxmlformats.org/drawingml/2006/wordprocessingDrawing" xmlns:w10="urn:schemas-microsoft-com:office:word" xmlns:w="http://schemas.openxmlformats.org/wordprocessingml/2006/main" xmlns:w14="http://schemas.microsoft.com/office/word/2010/wordml" xmlns:w15="http://schemas.microsoft.com/office/word/2012/wordml" xmlns:w16cex="http://schemas.microsoft.com/office/word/2018/wordml/cex" xmlns:w16cid="http://schemas.microsoft.com/office/word/2016/wordml/cid" xmlns:w16="http://schemas.microsoft.com/office/word/2018/wordml" xmlns:w16du="http://schemas.microsoft.com/office/word/2023/wordml/word16du" xmlns:w16sdtdh="http://schemas.microsoft.com/office/word/2020/wordml/sdtdatahash" xmlns:w16sdtfl="http://schemas.microsoft.com/office/word/2024/wordml/sdtformatlock" xmlns:w16se="http://schemas.microsoft.com/office/word/2015/wordml/symex" xmlns:wpg="http://schemas.microsoft.com/office/word/2010/wordprocessingGroup" xmlns:wpi="http://schemas.microsoft.com/office/word/2010/wordprocessingInk" xmlns:wne="http://schemas.microsoft.com/office/word/2006/wordml" xmlns:wps="http://schemas.microsoft.com/office/word/2010/wordprocessingShape" mc:Ignorable="w14 w15 w16se w16cid w16 w16cex w16sdtdh w16sdtfl w16du wp14">
   <w:body>
     <w:p>
       <w:pPr>
@@ -58,7 +58,7 @@
                     </pic:cNvPicPr>
                   </pic:nvPicPr>
                   <pic:blipFill>
-                    <a:blip r:embed="rId7" cstate="print">
+                    <a:blip r:embed="rId8" cstate="print">
                       <a:extLst>
                         <a:ext uri="{28A0092B-C50C-407E-A947-70E740481C1C}">
                           <a14:useLocalDpi xmlns:a14="http://schemas.microsoft.com/office/drawing/2010/main" val="0"/>
@@ -214,7 +214,7 @@
                     </pic:cNvPicPr>
                   </pic:nvPicPr>
                   <pic:blipFill>
-                    <a:blip r:embed="rId8" cstate="print">
+                    <a:blip r:embed="rId9" cstate="print">
                       <a:extLst>
                         <a:ext uri="{28A0092B-C50C-407E-A947-70E740481C1C}">
                           <a14:useLocalDpi xmlns:a14="http://schemas.microsoft.com/office/drawing/2010/main" val="0"/>
@@ -265,7 +265,7 @@
         <w:spacing w:after="800" w:line="720" w:lineRule="auto"/>
         <w:jc w:val="center"/>
       </w:pPr>
-      <w:hyperlink r:id="rId9" w:history="1">
+      <w:hyperlink r:id="rId10" w:history="1">
         <w:r>
           <w:rPr>
             <w:rStyle w:val="Hiperhivatkozs"/>
@@ -370,7 +370,11 @@
           <w:b w:val="0"/>
           <w:noProof/>
           <w:color w:val="auto"/>
+          <w:kern w:val="2"/>
+          <w:sz w:val="24"/>
+          <w:szCs w:val="24"/>
           <w:lang w:eastAsia="hu-HU"/>
+          <w14:ligatures w14:val="standardContextual"/>
         </w:rPr>
       </w:pPr>
       <w:r>
@@ -391,7 +395,7 @@
         </w:rPr>
         <w:fldChar w:fldCharType="separate"/>
       </w:r>
-      <w:hyperlink w:anchor="_Toc221019013" w:history="1">
+      <w:hyperlink w:anchor="_Toc221121626" w:history="1">
         <w:r>
           <w:rPr>
             <w:rStyle w:val="Hiperhivatkozs"/>
@@ -418,7 +422,7 @@
             <w:noProof/>
             <w:webHidden/>
           </w:rPr>
-          <w:instrText xml:space="preserve"> PAGEREF _Toc221019013 \h </w:instrText>
+          <w:instrText xml:space="preserve"> PAGEREF _Toc221121626 \h </w:instrText>
         </w:r>
         <w:r>
           <w:rPr>
@@ -460,10 +464,14 @@
           <w:i w:val="0"/>
           <w:noProof/>
           <w:color w:val="auto"/>
+          <w:kern w:val="2"/>
+          <w:sz w:val="24"/>
+          <w:szCs w:val="24"/>
           <w:lang w:eastAsia="hu-HU"/>
+          <w14:ligatures w14:val="standardContextual"/>
         </w:rPr>
       </w:pPr>
-      <w:hyperlink w:anchor="_Toc221019014" w:history="1">
+      <w:hyperlink w:anchor="_Toc221121627" w:history="1">
         <w:r>
           <w:rPr>
             <w:rStyle w:val="Hiperhivatkozs"/>
@@ -490,7 +498,7 @@
             <w:noProof/>
             <w:webHidden/>
           </w:rPr>
-          <w:instrText xml:space="preserve"> PAGEREF _Toc221019014 \h </w:instrText>
+          <w:instrText xml:space="preserve"> PAGEREF _Toc221121627 \h </w:instrText>
         </w:r>
         <w:r>
           <w:rPr>
@@ -532,10 +540,14 @@
           <w:i w:val="0"/>
           <w:noProof/>
           <w:color w:val="auto"/>
+          <w:kern w:val="2"/>
+          <w:sz w:val="24"/>
+          <w:szCs w:val="24"/>
           <w:lang w:eastAsia="hu-HU"/>
+          <w14:ligatures w14:val="standardContextual"/>
         </w:rPr>
       </w:pPr>
-      <w:hyperlink w:anchor="_Toc221019015" w:history="1">
+      <w:hyperlink w:anchor="_Toc221121628" w:history="1">
         <w:r>
           <w:rPr>
             <w:rStyle w:val="Hiperhivatkozs"/>
@@ -562,7 +574,83 @@
             <w:noProof/>
             <w:webHidden/>
           </w:rPr>
-          <w:instrText xml:space="preserve"> PAGEREF _Toc221019015 \h </w:instrText>
+          <w:instrText xml:space="preserve"> PAGEREF _Toc221121628 \h </w:instrText>
+        </w:r>
+        <w:r>
+          <w:rPr>
+            <w:noProof/>
+            <w:webHidden/>
+          </w:rPr>
+        </w:r>
+        <w:r>
+          <w:rPr>
+            <w:noProof/>
+            <w:webHidden/>
+          </w:rPr>
+          <w:fldChar w:fldCharType="separate"/>
+        </w:r>
+        <w:r>
+          <w:rPr>
+            <w:noProof/>
+            <w:webHidden/>
+          </w:rPr>
+          <w:t>2</w:t>
+        </w:r>
+        <w:r>
+          <w:rPr>
+            <w:noProof/>
+            <w:webHidden/>
+          </w:rPr>
+          <w:fldChar w:fldCharType="end"/>
+        </w:r>
+      </w:hyperlink>
+    </w:p>
+    <w:p>
+      <w:pPr>
+        <w:pStyle w:val="TJ2"/>
+        <w:tabs>
+          <w:tab w:val="right" w:pos="9062"/>
+        </w:tabs>
+        <w:rPr>
+          <w:rFonts w:asciiTheme="minorHAnsi" w:eastAsiaTheme="minorEastAsia" w:hAnsiTheme="minorHAnsi"/>
+          <w:i w:val="0"/>
+          <w:noProof/>
+          <w:color w:val="auto"/>
+          <w:kern w:val="2"/>
+          <w:sz w:val="24"/>
+          <w:szCs w:val="24"/>
+          <w:lang w:eastAsia="hu-HU"/>
+          <w14:ligatures w14:val="standardContextual"/>
+        </w:rPr>
+      </w:pPr>
+      <w:hyperlink w:anchor="_Toc221121629" w:history="1">
+        <w:r>
+          <w:rPr>
+            <w:rStyle w:val="Hiperhivatkozs"/>
+            <w:noProof/>
+          </w:rPr>
+          <w:t>Oldal különlegességei, elnevezése</w:t>
+        </w:r>
+        <w:r>
+          <w:rPr>
+            <w:noProof/>
+            <w:webHidden/>
+          </w:rPr>
+          <w:tab/>
+        </w:r>
+        <w:r>
+          <w:rPr>
+            <w:noProof/>
+            <w:webHidden/>
+          </w:rPr>
+          <w:fldChar w:fldCharType="begin"/>
+        </w:r>
+        <w:r>
+          <w:rPr>
+            <w:noProof/>
+            <w:webHidden/>
+          </w:rPr>
+          <w:instrText xml:space="preserve"> PAGEREF _Toc221121629 \h </w:instrText>
         </w:r>
         <w:r>
           <w:rPr>
@@ -601,10 +689,14 @@
           <w:b w:val="0"/>
           <w:noProof/>
           <w:color w:val="auto"/>
+          <w:kern w:val="2"/>
+          <w:sz w:val="24"/>
+          <w:szCs w:val="24"/>
           <w:lang w:eastAsia="hu-HU"/>
+          <w14:ligatures w14:val="standardContextual"/>
         </w:rPr>
       </w:pPr>
-      <w:hyperlink w:anchor="_Toc221019016" w:history="1">
+      <w:hyperlink w:anchor="_Toc221121630" w:history="1">
         <w:r>
           <w:rPr>
             <w:rStyle w:val="Hiperhivatkozs"/>
@@ -631,7 +723,7 @@
             <w:noProof/>
             <w:webHidden/>
           </w:rPr>
-          <w:instrText xml:space="preserve"> PAGEREF _Toc221019016 \h </w:instrText>
+          <w:instrText xml:space="preserve"> PAGEREF _Toc221121630 \h </w:instrText>
         </w:r>
         <w:r>
           <w:rPr>
@@ -651,7 +743,7 @@
             <w:noProof/>
             <w:webHidden/>
           </w:rPr>
-          <w:t>2</w:t>
+          <w:t>3</w:t>
         </w:r>
         <w:r>
           <w:rPr>
@@ -670,10 +762,14 @@
           <w:b w:val="0"/>
           <w:noProof/>
           <w:color w:val="auto"/>
+          <w:kern w:val="2"/>
+          <w:sz w:val="24"/>
+          <w:szCs w:val="24"/>
           <w:lang w:eastAsia="hu-HU"/>
+          <w14:ligatures w14:val="standardContextual"/>
         </w:rPr>
       </w:pPr>
-      <w:hyperlink w:anchor="_Toc221019017" w:history="1">
+      <w:hyperlink w:anchor="_Toc221121631" w:history="1">
         <w:r>
           <w:rPr>
             <w:rStyle w:val="Hiperhivatkozs"/>
@@ -700,7 +796,7 @@
             <w:noProof/>
             <w:webHidden/>
           </w:rPr>
-          <w:instrText xml:space="preserve"> PAGEREF _Toc221019017 \h </w:instrText>
+          <w:instrText xml:space="preserve"> PAGEREF _Toc221121631 \h </w:instrText>
         </w:r>
         <w:r>
           <w:rPr>
@@ -720,7 +816,7 @@
             <w:noProof/>
             <w:webHidden/>
           </w:rPr>
-          <w:t>2</w:t>
+          <w:t>3</w:t>
         </w:r>
         <w:r>
           <w:rPr>
@@ -739,10 +835,14 @@
           <w:b w:val="0"/>
           <w:noProof/>
           <w:color w:val="auto"/>
+          <w:kern w:val="2"/>
+          <w:sz w:val="24"/>
+          <w:szCs w:val="24"/>
           <w:lang w:eastAsia="hu-HU"/>
+          <w14:ligatures w14:val="standardContextual"/>
         </w:rPr>
       </w:pPr>
-      <w:hyperlink w:anchor="_Toc221019018" w:history="1">
+      <w:hyperlink w:anchor="_Toc221121632" w:history="1">
         <w:r>
           <w:rPr>
             <w:rStyle w:val="Hiperhivatkozs"/>
@@ -769,7 +869,7 @@
             <w:noProof/>
             <w:webHidden/>
           </w:rPr>
-          <w:instrText xml:space="preserve"> PAGEREF _Toc221019018 \h </w:instrText>
+          <w:instrText xml:space="preserve"> PAGEREF _Toc221121632 \h </w:instrText>
         </w:r>
         <w:r>
           <w:rPr>
@@ -789,7 +889,7 @@
             <w:noProof/>
             <w:webHidden/>
           </w:rPr>
-          <w:t>2</w:t>
+          <w:t>3</w:t>
         </w:r>
         <w:r>
           <w:rPr>
@@ -808,10 +908,14 @@
           <w:b w:val="0"/>
           <w:noProof/>
           <w:color w:val="auto"/>
+          <w:kern w:val="2"/>
+          <w:sz w:val="24"/>
+          <w:szCs w:val="24"/>
           <w:lang w:eastAsia="hu-HU"/>
+          <w14:ligatures w14:val="standardContextual"/>
         </w:rPr>
       </w:pPr>
-      <w:hyperlink w:anchor="_Toc221019019" w:history="1">
+      <w:hyperlink w:anchor="_Toc221121633" w:history="1">
         <w:r>
           <w:rPr>
             <w:rStyle w:val="Hiperhivatkozs"/>
@@ -838,7 +942,7 @@
             <w:noProof/>
             <w:webHidden/>
           </w:rPr>
-          <w:instrText xml:space="preserve"> PAGEREF _Toc221019019 \h </w:instrText>
+          <w:instrText xml:space="preserve"> PAGEREF _Toc221121633 \h </w:instrText>
         </w:r>
         <w:r>
           <w:rPr>
@@ -858,7 +962,7 @@
             <w:noProof/>
             <w:webHidden/>
           </w:rPr>
-          <w:t>2</w:t>
+          <w:t>3</w:t>
         </w:r>
         <w:r>
           <w:rPr>
@@ -887,7 +991,7 @@
         <w:pStyle w:val="Cm"/>
       </w:pPr>
       <w:bookmarkStart w:id="0" w:name="_Toc220930350"/>
-      <w:bookmarkStart w:id="1" w:name="_Toc221019013"/>
+      <w:bookmarkStart w:id="1" w:name="_Toc221121626"/>
       <w:r>
         <w:lastRenderedPageBreak/>
         <w:t>Bevezetés</w:t>
@@ -900,7 +1004,7 @@
         <w:pStyle w:val="Cmsor1"/>
       </w:pPr>
       <w:bookmarkStart w:id="2" w:name="_Toc220930351"/>
-      <w:bookmarkStart w:id="3" w:name="_Toc221019014"/>
+      <w:bookmarkStart w:id="3" w:name="_Toc221121627"/>
       <w:r>
         <w:t>Témaválasztás indoklása</w:t>
       </w:r>
@@ -908,11 +1012,22 @@
       <w:bookmarkEnd w:id="3"/>
     </w:p>
     <w:p>
+      <w:r>
+        <w:t>Csapatunk elgondolkozott, hogy az embernek mi az egyik legfontosabb szükséglete az életben. A pénz. Minél kevesebb kereséssel</w:t>
+      </w:r>
+      <w:r>
+        <w:t xml:space="preserve"> </w:t>
+      </w:r>
+      <w:r>
+        <w:t>és gyors megoldással lehetőségük legyen a pénz mielőbbi jutásához. A mi oldalunk célja, hogy ezt megkönnyítsük az embereknek, és hatékonyan, gyorsan tudjanak pénzt szerezni vagy akár másokkal elvégeztetni az őket megterhelő feladatok elvégzését.</w:t>
+      </w:r>
+    </w:p>
+    <w:p>
       <w:pPr>
         <w:pStyle w:val="Cmsor1"/>
       </w:pPr>
       <w:bookmarkStart w:id="4" w:name="_Toc220930352"/>
-      <w:bookmarkStart w:id="5" w:name="_Toc221019015"/>
+      <w:bookmarkStart w:id="5" w:name="_Toc221121628"/>
       <w:r>
         <w:t>Célkitűzés</w:t>
       </w:r>
@@ -920,103 +1035,281 @@
       <w:bookmarkEnd w:id="5"/>
     </w:p>
     <w:p>
-      <w:r>
-        <w:t>A</w:t>
-      </w:r>
-      <w:r>
-        <w:t xml:space="preserve"> célunk</w:t>
-      </w:r>
-      <w:r>
-        <w:t xml:space="preserve"> egyszerű a</w:t>
-      </w:r>
-      <w:r>
-        <w:t xml:space="preserve"> Villám Meló</w:t>
-      </w:r>
-      <w:r>
-        <w:t xml:space="preserve"> weboldallal</w:t>
+      <w:pPr>
+        <w:pStyle w:val="Listaszerbekezds"/>
+        <w:numPr>
+          <w:ilvl w:val="0"/>
+          <w:numId w:val="2"/>
+        </w:numPr>
+        <w:spacing w:after="400"/>
+        <w:ind w:left="567" w:hanging="357"/>
+        <w:contextualSpacing w:val="0"/>
+      </w:pPr>
+      <w:r>
+        <w:t xml:space="preserve">Oldalunkkal </w:t>
+      </w:r>
+      <w:r>
+        <w:t>törekedtünk</w:t>
+      </w:r>
+      <w:r>
+        <w:t xml:space="preserve"> környezet barát felületet </w:t>
+      </w:r>
+      <w:r>
+        <w:t>létrehozni</w:t>
+      </w:r>
+      <w:r>
+        <w:t>, hogy elérjék a vágyaikat. A felhasználók szabadon választhatnak kültéri és beltéri kategóriák között, és kedvük szerint kisebb alkategóriákkal is tudják maguknak testre szabni a munka keresést.</w:t>
+      </w:r>
+    </w:p>
+    <w:p>
+      <w:pPr>
+        <w:pStyle w:val="Listaszerbekezds"/>
+        <w:numPr>
+          <w:ilvl w:val="0"/>
+          <w:numId w:val="2"/>
+        </w:numPr>
+        <w:spacing w:after="400"/>
+        <w:ind w:left="567" w:hanging="357"/>
+        <w:contextualSpacing w:val="0"/>
+      </w:pPr>
+      <w:r>
+        <w:t>Célunk az is volt, hogy a munkára jelentkezőket értékelni lehessen, hogy</w:t>
+      </w:r>
+      <w:r>
+        <w:t xml:space="preserve"> a</w:t>
+      </w:r>
+      <w:r>
+        <w:t xml:space="preserve"> későbbiekben </w:t>
+      </w:r>
+      <w:r>
+        <w:t xml:space="preserve">tudjanak </w:t>
+      </w:r>
+      <w:r>
+        <w:t>választani a jelentkezők között.</w:t>
+      </w:r>
+      <w:r>
+        <w:t xml:space="preserve"> </w:t>
+      </w:r>
+      <w:r>
+        <w:t xml:space="preserve">Regisztráció után minden felhasználó láthatja a saját munkáit, amiket ő maga töltött fel, illetve a saját munka jelentkezéseit is láthatja a felhasználó. </w:t>
+      </w:r>
+      <w:r>
+        <w:t>Képes a munkát feltölteni és fizetségért cserébe kiemelt munkaként felrakni, hogy így még gyorsabban megtalálják az ő munkáját, valamint jelentkezni is tud munkákra.</w:t>
+      </w:r>
+    </w:p>
+    <w:p>
+      <w:pPr>
+        <w:pStyle w:val="Listaszerbekezds"/>
+        <w:numPr>
+          <w:ilvl w:val="0"/>
+          <w:numId w:val="2"/>
+        </w:numPr>
+        <w:spacing w:after="400"/>
+        <w:ind w:left="567" w:hanging="357"/>
+        <w:contextualSpacing w:val="0"/>
+      </w:pPr>
+      <w:r>
+        <w:t>Fontos volt számunkra, hogy a felszanálót mindig értesítsük</w:t>
+      </w:r>
+      <w:r>
+        <w:t xml:space="preserve"> valamilyen formában, így</w:t>
+      </w:r>
+      <w:r>
+        <w:t xml:space="preserve"> email -</w:t>
+      </w:r>
+      <w:r>
+        <w:t>en</w:t>
+      </w:r>
+      <w:r>
+        <w:t xml:space="preserve"> mindig </w:t>
+      </w:r>
+      <w:r>
+        <w:t>tájékoztatva</w:t>
+      </w:r>
+      <w:r>
+        <w:t xml:space="preserve"> van</w:t>
       </w:r>
       <w:r>
         <w:t>,</w:t>
       </w:r>
       <w:r>
-        <w:t xml:space="preserve"> ahogy a nevéből is adódik a gyors munkákra alapszik. A csapatunk ezzel a</w:t>
-      </w:r>
-      <w:r>
-        <w:t>z oldal</w:t>
-      </w:r>
-      <w:r>
-        <w:t xml:space="preserve"> ötlettel szeretné megkönnyíteni az emberek életét, egyaránt azoknak akik munkásokat keresnek és egyaránt a munkát keresőknek is.</w:t>
-      </w:r>
-      <w:r>
-        <w:t xml:space="preserve"> A felhasználóknak akik regisztrálnak illetve belépnek az oldalra </w:t>
-      </w:r>
-      <w:r>
-        <w:t>lehetőséget kapnak</w:t>
-      </w:r>
-      <w:r>
-        <w:t xml:space="preserve"> arra</w:t>
-      </w:r>
-      <w:r>
-        <w:t>, hogy munkákat tudjanak feltölteni, jelentkezni tudjanak mások munkáira és egyéb leírást adni magukról vagy az elvégzendő munkáról. Minden felhasználónak van lehetősége szerkeszteni a profilj</w:t>
-      </w:r>
-      <w:r>
-        <w:t>át amely sok szerkesztési lehetőséget ad.</w:t>
-      </w:r>
-    </w:p>
-    <w:p/>
+        <w:t xml:space="preserve"> ha éppen lejárt egy időpontja egy munkájának, </w:t>
+      </w:r>
+      <w:r>
+        <w:t>vagy</w:t>
+      </w:r>
+      <w:r>
+        <w:t xml:space="preserve"> jelentkeztek az ő általa kiadott munkára</w:t>
+      </w:r>
+      <w:r>
+        <w:t>,</w:t>
+      </w:r>
+      <w:r>
+        <w:t xml:space="preserve"> akkor ez szintén jelezve van</w:t>
+      </w:r>
+      <w:r>
+        <w:t xml:space="preserve"> feléjük</w:t>
+      </w:r>
+      <w:r>
+        <w:t>.</w:t>
+      </w:r>
+    </w:p>
+    <w:p>
+      <w:pPr>
+        <w:pStyle w:val="Listaszerbekezds"/>
+        <w:numPr>
+          <w:ilvl w:val="0"/>
+          <w:numId w:val="2"/>
+        </w:numPr>
+        <w:spacing w:after="400"/>
+        <w:ind w:left="567" w:hanging="357"/>
+        <w:contextualSpacing w:val="0"/>
+      </w:pPr>
+      <w:r>
+        <w:t>A főoldal egy rövid bemutatót tart a felhasználóknak a weboldalról, illetve megtekinthetik az éppen legjobb munk</w:t>
+      </w:r>
+      <w:r>
+        <w:t>át végzőket</w:t>
+      </w:r>
+      <w:r>
+        <w:t xml:space="preserve"> is kiknek az értékeléseit meg is nézhetik közelebbről.</w:t>
+      </w:r>
+    </w:p>
+    <w:p>
+      <w:pPr>
+        <w:pStyle w:val="Listaszerbekezds"/>
+        <w:numPr>
+          <w:ilvl w:val="0"/>
+          <w:numId w:val="2"/>
+        </w:numPr>
+        <w:spacing w:after="400"/>
+        <w:ind w:left="567" w:hanging="357"/>
+        <w:contextualSpacing w:val="0"/>
+      </w:pPr>
+      <w:r>
+        <w:t>Az oldal láblécében l</w:t>
+      </w:r>
+      <w:r>
+        <w:t>áthatják, hogy hány munka elérhető, mennyi az elégedett ügyfél, és hányan regisztráltak már az oldalunkra. Ezzel is szeretnénk bizalmat szerezni a felhasználók felől, hogy nálunk elérhetik a gyors pénz szerzés</w:t>
+      </w:r>
+      <w:r>
+        <w:t xml:space="preserve"> lehetőségét</w:t>
+      </w:r>
+      <w:r>
+        <w:t xml:space="preserve"> vagy akár hamar kaphatnak segítséget egy megterhelő feladathoz.</w:t>
+      </w:r>
+    </w:p>
+    <w:p>
+      <w:pPr>
+        <w:pStyle w:val="Cmsor1"/>
+      </w:pPr>
+      <w:bookmarkStart w:id="6" w:name="_Toc221121629"/>
+      <w:r>
+        <w:t>Oldal különlegességei, elnevezése</w:t>
+      </w:r>
+      <w:bookmarkEnd w:id="6"/>
+    </w:p>
+    <w:p>
+      <w:pPr>
+        <w:pStyle w:val="Listaszerbekezds"/>
+        <w:numPr>
+          <w:ilvl w:val="0"/>
+          <w:numId w:val="3"/>
+        </w:numPr>
+        <w:spacing w:after="200"/>
+        <w:ind w:left="567" w:hanging="357"/>
+        <w:contextualSpacing w:val="0"/>
+      </w:pPr>
+      <w:r>
+        <w:t xml:space="preserve">Míg a meglévő piaci szereplők (Jószaki, </w:t>
+      </w:r>
+      <w:proofErr w:type="spellStart"/>
+      <w:r>
+        <w:t>QJob</w:t>
+      </w:r>
+      <w:proofErr w:type="spellEnd"/>
+      <w:r>
+        <w:t>) a minősített szakemberekre és a nagyobb volumenű felújításokra fókuszálnak, addig a Villám Meló hiánypótló és nem hiánypótló szolgáltatást nyújt a képesítést nem igénylő vagy képesítést igénylő, ház körüli munkák területén. Az oldal legfőbb innovációja, hogy lebontja a belépési korlátokat: lehetővé teszi, hogy átlagemberek – szakmai bizonyítvány nélkül – végezzenek egyszerű vagy akár nehezebb feladatokat. Ezáltal a megrendelők gyorsabban és olcsóbban jutnak segítséghez, a munkavállalók pedig azonnali bevételi forráshoz jutnak, szakképzettségtől függetlenül.</w:t>
+      </w:r>
+    </w:p>
+    <w:p>
+      <w:pPr>
+        <w:pStyle w:val="Listaszerbekezds"/>
+        <w:numPr>
+          <w:ilvl w:val="0"/>
+          <w:numId w:val="3"/>
+        </w:numPr>
+        <w:ind w:left="567"/>
+      </w:pPr>
+      <w:r>
+        <w:t xml:space="preserve">A </w:t>
+      </w:r>
+      <w:proofErr w:type="spellStart"/>
+      <w:r>
+        <w:t>domain</w:t>
+      </w:r>
+      <w:proofErr w:type="spellEnd"/>
+      <w:r>
+        <w:t xml:space="preserve"> </w:t>
+      </w:r>
+      <w:r>
+        <w:t>név az oldal fő profiljára utal, és célja az érdeklődés felkeltése.</w:t>
+      </w:r>
+    </w:p>
     <w:p>
       <w:pPr>
         <w:pStyle w:val="Cm"/>
       </w:pPr>
-      <w:bookmarkStart w:id="6" w:name="_Toc220930353"/>
-      <w:bookmarkStart w:id="7" w:name="_Toc221019016"/>
-      <w:r>
+      <w:bookmarkStart w:id="7" w:name="_Toc220930353"/>
+      <w:bookmarkStart w:id="8" w:name="_Toc221121630"/>
+      <w:r>
+        <w:lastRenderedPageBreak/>
         <w:t>Fejlesztői dokumentáció</w:t>
       </w:r>
-      <w:bookmarkEnd w:id="6"/>
       <w:bookmarkEnd w:id="7"/>
+      <w:bookmarkEnd w:id="8"/>
     </w:p>
     <w:p>
       <w:pPr>
         <w:pStyle w:val="Cm"/>
       </w:pPr>
-      <w:bookmarkStart w:id="8" w:name="_Toc220930354"/>
-      <w:bookmarkStart w:id="9" w:name="_Toc221019017"/>
+      <w:bookmarkStart w:id="9" w:name="_Toc220930354"/>
+      <w:bookmarkStart w:id="10" w:name="_Toc221121631"/>
       <w:r>
         <w:t>Felhasználói dokumentáció</w:t>
       </w:r>
-      <w:bookmarkEnd w:id="8"/>
       <w:bookmarkEnd w:id="9"/>
+      <w:bookmarkEnd w:id="10"/>
     </w:p>
     <w:p>
       <w:pPr>
         <w:pStyle w:val="Cm"/>
       </w:pPr>
-      <w:bookmarkStart w:id="10" w:name="_Toc220930355"/>
-      <w:bookmarkStart w:id="11" w:name="_Toc221019018"/>
+      <w:bookmarkStart w:id="11" w:name="_Toc220930355"/>
+      <w:bookmarkStart w:id="12" w:name="_Toc221121632"/>
       <w:r>
         <w:t>Összefoglalás</w:t>
       </w:r>
-      <w:bookmarkEnd w:id="10"/>
       <w:bookmarkEnd w:id="11"/>
+      <w:bookmarkEnd w:id="12"/>
     </w:p>
     <w:p>
       <w:pPr>
         <w:pStyle w:val="Cm"/>
       </w:pPr>
-      <w:bookmarkStart w:id="12" w:name="_Toc220930356"/>
-      <w:bookmarkStart w:id="13" w:name="_Toc221019019"/>
+      <w:bookmarkStart w:id="13" w:name="_Toc220930356"/>
+      <w:bookmarkStart w:id="14" w:name="_Toc221121633"/>
       <w:r>
         <w:t>Irodalomjegyzék</w:t>
       </w:r>
-      <w:bookmarkEnd w:id="12"/>
       <w:bookmarkEnd w:id="13"/>
+      <w:bookmarkEnd w:id="14"/>
     </w:p>
     <w:sectPr>
-      <w:footerReference w:type="default" r:id="rId10"/>
-      <w:footerReference w:type="first" r:id="rId11"/>
+      <w:footerReference w:type="default" r:id="rId11"/>
+      <w:footerReference w:type="first" r:id="rId12"/>
       <w:pgSz w:w="11906" w:h="16838"/>
-      <w:pgMar w:top="1417" w:right="1417" w:bottom="1417" w:left="1417" w:header="708" w:footer="708" w:gutter="0"/>
+      <w:pgMar w:top="1276" w:right="1417" w:bottom="1417" w:left="1417" w:header="708" w:footer="708" w:gutter="0"/>
       <w:pgBorders w:offsetFrom="page">
         <w:left w:val="single" w:sz="18" w:space="24" w:color="764CA2"/>
       </w:pgBorders>
@@ -1030,7 +1323,7 @@
 </file>
 
 <file path=word/endnotes.xml><?xml version="1.0" encoding="utf-8"?>
-<w:endnotes xmlns:wpc="http://schemas.microsoft.com/office/word/2010/wordprocessingCanvas" xmlns:cx="http://schemas.microsoft.com/office/drawing/2014/chartex" xmlns:cx1="http://schemas.microsoft.com/office/drawing/2015/9/8/chartex" xmlns:cx2="http://schemas.microsoft.com/office/drawing/2015/10/21/chartex" xmlns:cx3="http://schemas.microsoft.com/office/drawing/2016/5/9/chartex" xmlns:cx4="http://schemas.microsoft.com/office/drawing/2016/5/10/chartex" xmlns:cx5="http://schemas.microsoft.com/office/drawing/2016/5/11/chartex" xmlns:cx6="http://schemas.microsoft.com/office/drawing/2016/5/12/chartex" xmlns:cx7="http://schemas.microsoft.com/office/drawing/2016/5/13/chartex" xmlns:cx8="http://schemas.microsoft.com/office/drawing/2016/5/14/chartex" xmlns:mc="http://schemas.openxmlformats.org/markup-compatibility/2006" xmlns:aink="http://schemas.microsoft.com/office/drawing/2016/ink" xmlns:am3d="http://schemas.microsoft.com/office/drawing/2017/model3d" xmlns:o="urn:schemas-microsoft-com:office:office" xmlns:r="http://schemas.openxmlformats.org/officeDocument/2006/relationships" xmlns:m="http://schemas.openxmlformats.org/officeDocument/2006/math" xmlns:v="urn:schemas-microsoft-com:vml" xmlns:wp14="http://schemas.microsoft.com/office/word/2010/wordprocessingDrawing" xmlns:wp="http://schemas.openxmlformats.org/drawingml/2006/wordprocessingDrawing" xmlns:w10="urn:schemas-microsoft-com:office:word" xmlns:w="http://schemas.openxmlformats.org/wordprocessingml/2006/main" xmlns:w14="http://schemas.microsoft.com/office/word/2010/wordml" xmlns:w15="http://schemas.microsoft.com/office/word/2012/wordml" xmlns:w16cid="http://schemas.microsoft.com/office/word/2016/wordml/cid" xmlns:w16se="http://schemas.microsoft.com/office/word/2015/wordml/symex" xmlns:wpg="http://schemas.microsoft.com/office/word/2010/wordprocessingGroup" xmlns:wpi="http://schemas.microsoft.com/office/word/2010/wordprocessingInk" xmlns:wne="http://schemas.microsoft.com/office/word/2006/wordml" xmlns:wps="http://schemas.microsoft.com/office/word/2010/wordprocessingShape" mc:Ignorable="w14 w15 w16se w16cid wp14">
+<w:endnotes xmlns:wpc="http://schemas.microsoft.com/office/word/2010/wordprocessingCanvas" xmlns:cx="http://schemas.microsoft.com/office/drawing/2014/chartex" xmlns:cx1="http://schemas.microsoft.com/office/drawing/2015/9/8/chartex" xmlns:cx2="http://schemas.microsoft.com/office/drawing/2015/10/21/chartex" xmlns:cx3="http://schemas.microsoft.com/office/drawing/2016/5/9/chartex" xmlns:cx4="http://schemas.microsoft.com/office/drawing/2016/5/10/chartex" xmlns:cx5="http://schemas.microsoft.com/office/drawing/2016/5/11/chartex" xmlns:cx6="http://schemas.microsoft.com/office/drawing/2016/5/12/chartex" xmlns:cx7="http://schemas.microsoft.com/office/drawing/2016/5/13/chartex" xmlns:cx8="http://schemas.microsoft.com/office/drawing/2016/5/14/chartex" xmlns:mc="http://schemas.openxmlformats.org/markup-compatibility/2006" xmlns:aink="http://schemas.microsoft.com/office/drawing/2016/ink" xmlns:am3d="http://schemas.microsoft.com/office/drawing/2017/model3d" xmlns:o="urn:schemas-microsoft-com:office:office" xmlns:oel="http://schemas.microsoft.com/office/2019/extlst" xmlns:r="http://schemas.openxmlformats.org/officeDocument/2006/relationships" xmlns:m="http://schemas.openxmlformats.org/officeDocument/2006/math" xmlns:v="urn:schemas-microsoft-com:vml" xmlns:wp14="http://schemas.microsoft.com/office/word/2010/wordprocessingDrawing" xmlns:wp="http://schemas.openxmlformats.org/drawingml/2006/wordprocessingDrawing" xmlns:w10="urn:schemas-microsoft-com:office:word" xmlns:w="http://schemas.openxmlformats.org/wordprocessingml/2006/main" xmlns:w14="http://schemas.microsoft.com/office/word/2010/wordml" xmlns:w15="http://schemas.microsoft.com/office/word/2012/wordml" xmlns:w16cex="http://schemas.microsoft.com/office/word/2018/wordml/cex" xmlns:w16cid="http://schemas.microsoft.com/office/word/2016/wordml/cid" xmlns:w16="http://schemas.microsoft.com/office/word/2018/wordml" xmlns:w16du="http://schemas.microsoft.com/office/word/2023/wordml/word16du" xmlns:w16sdtdh="http://schemas.microsoft.com/office/word/2020/wordml/sdtdatahash" xmlns:w16sdtfl="http://schemas.microsoft.com/office/word/2024/wordml/sdtformatlock" xmlns:w16se="http://schemas.microsoft.com/office/word/2015/wordml/symex" xmlns:wpg="http://schemas.microsoft.com/office/word/2010/wordprocessingGroup" xmlns:wpi="http://schemas.microsoft.com/office/word/2010/wordprocessingInk" xmlns:wne="http://schemas.microsoft.com/office/word/2006/wordml" xmlns:wps="http://schemas.microsoft.com/office/word/2010/wordprocessingShape" mc:Ignorable="w14 w15 w16se w16cid w16 w16cex w16sdtdh w16sdtfl w16du wp14">
   <w:endnote w:type="separator" w:id="-1">
     <w:p>
       <w:pPr>
@@ -1055,7 +1348,7 @@
 </file>
 
 <file path=word/footer1.xml><?xml version="1.0" encoding="utf-8"?>
-<w:ftr xmlns:wpc="http://schemas.microsoft.com/office/word/2010/wordprocessingCanvas" xmlns:cx="http://schemas.microsoft.com/office/drawing/2014/chartex" xmlns:cx1="http://schemas.microsoft.com/office/drawing/2015/9/8/chartex" xmlns:cx2="http://schemas.microsoft.com/office/drawing/2015/10/21/chartex" xmlns:cx3="http://schemas.microsoft.com/office/drawing/2016/5/9/chartex" xmlns:cx4="http://schemas.microsoft.com/office/drawing/2016/5/10/chartex" xmlns:cx5="http://schemas.microsoft.com/office/drawing/2016/5/11/chartex" xmlns:cx6="http://schemas.microsoft.com/office/drawing/2016/5/12/chartex" xmlns:cx7="http://schemas.microsoft.com/office/drawing/2016/5/13/chartex" xmlns:cx8="http://schemas.microsoft.com/office/drawing/2016/5/14/chartex" xmlns:mc="http://schemas.openxmlformats.org/markup-compatibility/2006" xmlns:aink="http://schemas.microsoft.com/office/drawing/2016/ink" xmlns:am3d="http://schemas.microsoft.com/office/drawing/2017/model3d" xmlns:o="urn:schemas-microsoft-com:office:office" xmlns:r="http://schemas.openxmlformats.org/officeDocument/2006/relationships" xmlns:m="http://schemas.openxmlformats.org/officeDocument/2006/math" xmlns:v="urn:schemas-microsoft-com:vml" xmlns:wp14="http://schemas.microsoft.com/office/word/2010/wordprocessingDrawing" xmlns:wp="http://schemas.openxmlformats.org/drawingml/2006/wordprocessingDrawing" xmlns:w10="urn:schemas-microsoft-com:office:word" xmlns:w="http://schemas.openxmlformats.org/wordprocessingml/2006/main" xmlns:w14="http://schemas.microsoft.com/office/word/2010/wordml" xmlns:w15="http://schemas.microsoft.com/office/word/2012/wordml" xmlns:w16cid="http://schemas.microsoft.com/office/word/2016/wordml/cid" xmlns:w16se="http://schemas.microsoft.com/office/word/2015/wordml/symex" xmlns:wpg="http://schemas.microsoft.com/office/word/2010/wordprocessingGroup" xmlns:wpi="http://schemas.microsoft.com/office/word/2010/wordprocessingInk" xmlns:wne="http://schemas.microsoft.com/office/word/2006/wordml" xmlns:wps="http://schemas.microsoft.com/office/word/2010/wordprocessingShape" mc:Ignorable="w14 w15 w16se w16cid wp14">
+<w:ftr xmlns:wpc="http://schemas.microsoft.com/office/word/2010/wordprocessingCanvas" xmlns:cx="http://schemas.microsoft.com/office/drawing/2014/chartex" xmlns:cx1="http://schemas.microsoft.com/office/drawing/2015/9/8/chartex" xmlns:cx2="http://schemas.microsoft.com/office/drawing/2015/10/21/chartex" xmlns:cx3="http://schemas.microsoft.com/office/drawing/2016/5/9/chartex" xmlns:cx4="http://schemas.microsoft.com/office/drawing/2016/5/10/chartex" xmlns:cx5="http://schemas.microsoft.com/office/drawing/2016/5/11/chartex" xmlns:cx6="http://schemas.microsoft.com/office/drawing/2016/5/12/chartex" xmlns:cx7="http://schemas.microsoft.com/office/drawing/2016/5/13/chartex" xmlns:cx8="http://schemas.microsoft.com/office/drawing/2016/5/14/chartex" xmlns:mc="http://schemas.openxmlformats.org/markup-compatibility/2006" xmlns:aink="http://schemas.microsoft.com/office/drawing/2016/ink" xmlns:am3d="http://schemas.microsoft.com/office/drawing/2017/model3d" xmlns:o="urn:schemas-microsoft-com:office:office" xmlns:oel="http://schemas.microsoft.com/office/2019/extlst" xmlns:r="http://schemas.openxmlformats.org/officeDocument/2006/relationships" xmlns:m="http://schemas.openxmlformats.org/officeDocument/2006/math" xmlns:v="urn:schemas-microsoft-com:vml" xmlns:wp14="http://schemas.microsoft.com/office/word/2010/wordprocessingDrawing" xmlns:wp="http://schemas.openxmlformats.org/drawingml/2006/wordprocessingDrawing" xmlns:w10="urn:schemas-microsoft-com:office:word" xmlns:w="http://schemas.openxmlformats.org/wordprocessingml/2006/main" xmlns:w14="http://schemas.microsoft.com/office/word/2010/wordml" xmlns:w15="http://schemas.microsoft.com/office/word/2012/wordml" xmlns:w16cex="http://schemas.microsoft.com/office/word/2018/wordml/cex" xmlns:w16cid="http://schemas.microsoft.com/office/word/2016/wordml/cid" xmlns:w16="http://schemas.microsoft.com/office/word/2018/wordml" xmlns:w16du="http://schemas.microsoft.com/office/word/2023/wordml/word16du" xmlns:w16sdtdh="http://schemas.microsoft.com/office/word/2020/wordml/sdtdatahash" xmlns:w16sdtfl="http://schemas.microsoft.com/office/word/2024/wordml/sdtformatlock" xmlns:w16se="http://schemas.microsoft.com/office/word/2015/wordml/symex" xmlns:wpg="http://schemas.microsoft.com/office/word/2010/wordprocessingGroup" xmlns:wpi="http://schemas.microsoft.com/office/word/2010/wordprocessingInk" xmlns:wne="http://schemas.microsoft.com/office/word/2006/wordml" xmlns:wps="http://schemas.microsoft.com/office/word/2010/wordprocessingShape" mc:Ignorable="w14 w15 w16se w16cid w16 w16cex w16sdtdh w16sdtfl w16du wp14">
   <w:sdt>
     <w:sdtPr>
       <w:rPr>
@@ -1324,7 +1617,7 @@
 </file>
 
 <file path=word/footer2.xml><?xml version="1.0" encoding="utf-8"?>
-<w:ftr xmlns:wpc="http://schemas.microsoft.com/office/word/2010/wordprocessingCanvas" xmlns:cx="http://schemas.microsoft.com/office/drawing/2014/chartex" xmlns:cx1="http://schemas.microsoft.com/office/drawing/2015/9/8/chartex" xmlns:cx2="http://schemas.microsoft.com/office/drawing/2015/10/21/chartex" xmlns:cx3="http://schemas.microsoft.com/office/drawing/2016/5/9/chartex" xmlns:cx4="http://schemas.microsoft.com/office/drawing/2016/5/10/chartex" xmlns:cx5="http://schemas.microsoft.com/office/drawing/2016/5/11/chartex" xmlns:cx6="http://schemas.microsoft.com/office/drawing/2016/5/12/chartex" xmlns:cx7="http://schemas.microsoft.com/office/drawing/2016/5/13/chartex" xmlns:cx8="http://schemas.microsoft.com/office/drawing/2016/5/14/chartex" xmlns:mc="http://schemas.openxmlformats.org/markup-compatibility/2006" xmlns:aink="http://schemas.microsoft.com/office/drawing/2016/ink" xmlns:am3d="http://schemas.microsoft.com/office/drawing/2017/model3d" xmlns:o="urn:schemas-microsoft-com:office:office" xmlns:r="http://schemas.openxmlformats.org/officeDocument/2006/relationships" xmlns:m="http://schemas.openxmlformats.org/officeDocument/2006/math" xmlns:v="urn:schemas-microsoft-com:vml" xmlns:wp14="http://schemas.microsoft.com/office/word/2010/wordprocessingDrawing" xmlns:wp="http://schemas.openxmlformats.org/drawingml/2006/wordprocessingDrawing" xmlns:w10="urn:schemas-microsoft-com:office:word" xmlns:w="http://schemas.openxmlformats.org/wordprocessingml/2006/main" xmlns:w14="http://schemas.microsoft.com/office/word/2010/wordml" xmlns:w15="http://schemas.microsoft.com/office/word/2012/wordml" xmlns:w16cid="http://schemas.microsoft.com/office/word/2016/wordml/cid" xmlns:w16se="http://schemas.microsoft.com/office/word/2015/wordml/symex" xmlns:wpg="http://schemas.microsoft.com/office/word/2010/wordprocessingGroup" xmlns:wpi="http://schemas.microsoft.com/office/word/2010/wordprocessingInk" xmlns:wne="http://schemas.microsoft.com/office/word/2006/wordml" xmlns:wps="http://schemas.microsoft.com/office/word/2010/wordprocessingShape" mc:Ignorable="w14 w15 w16se w16cid wp14">
+<w:ftr xmlns:wpc="http://schemas.microsoft.com/office/word/2010/wordprocessingCanvas" xmlns:cx="http://schemas.microsoft.com/office/drawing/2014/chartex" xmlns:cx1="http://schemas.microsoft.com/office/drawing/2015/9/8/chartex" xmlns:cx2="http://schemas.microsoft.com/office/drawing/2015/10/21/chartex" xmlns:cx3="http://schemas.microsoft.com/office/drawing/2016/5/9/chartex" xmlns:cx4="http://schemas.microsoft.com/office/drawing/2016/5/10/chartex" xmlns:cx5="http://schemas.microsoft.com/office/drawing/2016/5/11/chartex" xmlns:cx6="http://schemas.microsoft.com/office/drawing/2016/5/12/chartex" xmlns:cx7="http://schemas.microsoft.com/office/drawing/2016/5/13/chartex" xmlns:cx8="http://schemas.microsoft.com/office/drawing/2016/5/14/chartex" xmlns:mc="http://schemas.openxmlformats.org/markup-compatibility/2006" xmlns:aink="http://schemas.microsoft.com/office/drawing/2016/ink" xmlns:am3d="http://schemas.microsoft.com/office/drawing/2017/model3d" xmlns:o="urn:schemas-microsoft-com:office:office" xmlns:oel="http://schemas.microsoft.com/office/2019/extlst" xmlns:r="http://schemas.openxmlformats.org/officeDocument/2006/relationships" xmlns:m="http://schemas.openxmlformats.org/officeDocument/2006/math" xmlns:v="urn:schemas-microsoft-com:vml" xmlns:wp14="http://schemas.microsoft.com/office/word/2010/wordprocessingDrawing" xmlns:wp="http://schemas.openxmlformats.org/drawingml/2006/wordprocessingDrawing" xmlns:w10="urn:schemas-microsoft-com:office:word" xmlns:w="http://schemas.openxmlformats.org/wordprocessingml/2006/main" xmlns:w14="http://schemas.microsoft.com/office/word/2010/wordml" xmlns:w15="http://schemas.microsoft.com/office/word/2012/wordml" xmlns:w16cex="http://schemas.microsoft.com/office/word/2018/wordml/cex" xmlns:w16cid="http://schemas.microsoft.com/office/word/2016/wordml/cid" xmlns:w16="http://schemas.microsoft.com/office/word/2018/wordml" xmlns:w16du="http://schemas.microsoft.com/office/word/2023/wordml/word16du" xmlns:w16sdtdh="http://schemas.microsoft.com/office/word/2020/wordml/sdtdatahash" xmlns:w16sdtfl="http://schemas.microsoft.com/office/word/2024/wordml/sdtformatlock" xmlns:w16se="http://schemas.microsoft.com/office/word/2015/wordml/symex" xmlns:wpg="http://schemas.microsoft.com/office/word/2010/wordprocessingGroup" xmlns:wpi="http://schemas.microsoft.com/office/word/2010/wordprocessingInk" xmlns:wne="http://schemas.microsoft.com/office/word/2006/wordml" xmlns:wps="http://schemas.microsoft.com/office/word/2010/wordprocessingShape" mc:Ignorable="w14 w15 w16se w16cid w16 w16cex w16sdtdh w16sdtfl w16du wp14">
   <w:p>
     <w:pPr>
       <w:pStyle w:val="llb"/>
@@ -1343,14 +1636,12 @@
     <w:pPr>
       <w:pStyle w:val="llb"/>
     </w:pPr>
-    <w:bookmarkStart w:id="14" w:name="_GoBack"/>
-    <w:bookmarkEnd w:id="14"/>
   </w:p>
 </w:ftr>
 </file>
 
 <file path=word/footnotes.xml><?xml version="1.0" encoding="utf-8"?>
-<w:footnotes xmlns:wpc="http://schemas.microsoft.com/office/word/2010/wordprocessingCanvas" xmlns:cx="http://schemas.microsoft.com/office/drawing/2014/chartex" xmlns:cx1="http://schemas.microsoft.com/office/drawing/2015/9/8/chartex" xmlns:cx2="http://schemas.microsoft.com/office/drawing/2015/10/21/chartex" xmlns:cx3="http://schemas.microsoft.com/office/drawing/2016/5/9/chartex" xmlns:cx4="http://schemas.microsoft.com/office/drawing/2016/5/10/chartex" xmlns:cx5="http://schemas.microsoft.com/office/drawing/2016/5/11/chartex" xmlns:cx6="http://schemas.microsoft.com/office/drawing/2016/5/12/chartex" xmlns:cx7="http://schemas.microsoft.com/office/drawing/2016/5/13/chartex" xmlns:cx8="http://schemas.microsoft.com/office/drawing/2016/5/14/chartex" xmlns:mc="http://schemas.openxmlformats.org/markup-compatibility/2006" xmlns:aink="http://schemas.microsoft.com/office/drawing/2016/ink" xmlns:am3d="http://schemas.microsoft.com/office/drawing/2017/model3d" xmlns:o="urn:schemas-microsoft-com:office:office" xmlns:r="http://schemas.openxmlformats.org/officeDocument/2006/relationships" xmlns:m="http://schemas.openxmlformats.org/officeDocument/2006/math" xmlns:v="urn:schemas-microsoft-com:vml" xmlns:wp14="http://schemas.microsoft.com/office/word/2010/wordprocessingDrawing" xmlns:wp="http://schemas.openxmlformats.org/drawingml/2006/wordprocessingDrawing" xmlns:w10="urn:schemas-microsoft-com:office:word" xmlns:w="http://schemas.openxmlformats.org/wordprocessingml/2006/main" xmlns:w14="http://schemas.microsoft.com/office/word/2010/wordml" xmlns:w15="http://schemas.microsoft.com/office/word/2012/wordml" xmlns:w16cid="http://schemas.microsoft.com/office/word/2016/wordml/cid" xmlns:w16se="http://schemas.microsoft.com/office/word/2015/wordml/symex" xmlns:wpg="http://schemas.microsoft.com/office/word/2010/wordprocessingGroup" xmlns:wpi="http://schemas.microsoft.com/office/word/2010/wordprocessingInk" xmlns:wne="http://schemas.microsoft.com/office/word/2006/wordml" xmlns:wps="http://schemas.microsoft.com/office/word/2010/wordprocessingShape" mc:Ignorable="w14 w15 w16se w16cid wp14">
+<w:footnotes xmlns:wpc="http://schemas.microsoft.com/office/word/2010/wordprocessingCanvas" xmlns:cx="http://schemas.microsoft.com/office/drawing/2014/chartex" xmlns:cx1="http://schemas.microsoft.com/office/drawing/2015/9/8/chartex" xmlns:cx2="http://schemas.microsoft.com/office/drawing/2015/10/21/chartex" xmlns:cx3="http://schemas.microsoft.com/office/drawing/2016/5/9/chartex" xmlns:cx4="http://schemas.microsoft.com/office/drawing/2016/5/10/chartex" xmlns:cx5="http://schemas.microsoft.com/office/drawing/2016/5/11/chartex" xmlns:cx6="http://schemas.microsoft.com/office/drawing/2016/5/12/chartex" xmlns:cx7="http://schemas.microsoft.com/office/drawing/2016/5/13/chartex" xmlns:cx8="http://schemas.microsoft.com/office/drawing/2016/5/14/chartex" xmlns:mc="http://schemas.openxmlformats.org/markup-compatibility/2006" xmlns:aink="http://schemas.microsoft.com/office/drawing/2016/ink" xmlns:am3d="http://schemas.microsoft.com/office/drawing/2017/model3d" xmlns:o="urn:schemas-microsoft-com:office:office" xmlns:oel="http://schemas.microsoft.com/office/2019/extlst" xmlns:r="http://schemas.openxmlformats.org/officeDocument/2006/relationships" xmlns:m="http://schemas.openxmlformats.org/officeDocument/2006/math" xmlns:v="urn:schemas-microsoft-com:vml" xmlns:wp14="http://schemas.microsoft.com/office/word/2010/wordprocessingDrawing" xmlns:wp="http://schemas.openxmlformats.org/drawingml/2006/wordprocessingDrawing" xmlns:w10="urn:schemas-microsoft-com:office:word" xmlns:w="http://schemas.openxmlformats.org/wordprocessingml/2006/main" xmlns:w14="http://schemas.microsoft.com/office/word/2010/wordml" xmlns:w15="http://schemas.microsoft.com/office/word/2012/wordml" xmlns:w16cex="http://schemas.microsoft.com/office/word/2018/wordml/cex" xmlns:w16cid="http://schemas.microsoft.com/office/word/2016/wordml/cid" xmlns:w16="http://schemas.microsoft.com/office/word/2018/wordml" xmlns:w16du="http://schemas.microsoft.com/office/word/2023/wordml/word16du" xmlns:w16sdtdh="http://schemas.microsoft.com/office/word/2020/wordml/sdtdatahash" xmlns:w16sdtfl="http://schemas.microsoft.com/office/word/2024/wordml/sdtformatlock" xmlns:w16se="http://schemas.microsoft.com/office/word/2015/wordml/symex" xmlns:wpg="http://schemas.microsoft.com/office/word/2010/wordprocessingGroup" xmlns:wpi="http://schemas.microsoft.com/office/word/2010/wordprocessingInk" xmlns:wne="http://schemas.microsoft.com/office/word/2006/wordml" xmlns:wps="http://schemas.microsoft.com/office/word/2010/wordprocessingShape" mc:Ignorable="w14 w15 w16se w16cid w16 w16cex w16sdtdh w16sdtfl w16du wp14">
   <w:footnote w:type="separator" w:id="-1">
     <w:p>
       <w:pPr>
@@ -1374,8 +1665,361 @@
 </w:footnotes>
 </file>
 
+<file path=word/numbering.xml><?xml version="1.0" encoding="utf-8"?>
+<w:numbering xmlns:wpc="http://schemas.microsoft.com/office/word/2010/wordprocessingCanvas" xmlns:cx="http://schemas.microsoft.com/office/drawing/2014/chartex" xmlns:cx1="http://schemas.microsoft.com/office/drawing/2015/9/8/chartex" xmlns:cx2="http://schemas.microsoft.com/office/drawing/2015/10/21/chartex" xmlns:cx3="http://schemas.microsoft.com/office/drawing/2016/5/9/chartex" xmlns:cx4="http://schemas.microsoft.com/office/drawing/2016/5/10/chartex" xmlns:cx5="http://schemas.microsoft.com/office/drawing/2016/5/11/chartex" xmlns:cx6="http://schemas.microsoft.com/office/drawing/2016/5/12/chartex" xmlns:cx7="http://schemas.microsoft.com/office/drawing/2016/5/13/chartex" xmlns:cx8="http://schemas.microsoft.com/office/drawing/2016/5/14/chartex" xmlns:mc="http://schemas.openxmlformats.org/markup-compatibility/2006" xmlns:aink="http://schemas.microsoft.com/office/drawing/2016/ink" xmlns:am3d="http://schemas.microsoft.com/office/drawing/2017/model3d" xmlns:o="urn:schemas-microsoft-com:office:office" xmlns:oel="http://schemas.microsoft.com/office/2019/extlst" xmlns:r="http://schemas.openxmlformats.org/officeDocument/2006/relationships" xmlns:m="http://schemas.openxmlformats.org/officeDocument/2006/math" xmlns:v="urn:schemas-microsoft-com:vml" xmlns:wp14="http://schemas.microsoft.com/office/word/2010/wordprocessingDrawing" xmlns:wp="http://schemas.openxmlformats.org/drawingml/2006/wordprocessingDrawing" xmlns:w10="urn:schemas-microsoft-com:office:word" xmlns:w="http://schemas.openxmlformats.org/wordprocessingml/2006/main" xmlns:w14="http://schemas.microsoft.com/office/word/2010/wordml" xmlns:w15="http://schemas.microsoft.com/office/word/2012/wordml" xmlns:w16cex="http://schemas.microsoft.com/office/word/2018/wordml/cex" xmlns:w16cid="http://schemas.microsoft.com/office/word/2016/wordml/cid" xmlns:w16="http://schemas.microsoft.com/office/word/2018/wordml" xmlns:w16du="http://schemas.microsoft.com/office/word/2023/wordml/word16du" xmlns:w16sdtdh="http://schemas.microsoft.com/office/word/2020/wordml/sdtdatahash" xmlns:w16sdtfl="http://schemas.microsoft.com/office/word/2024/wordml/sdtformatlock" xmlns:w16se="http://schemas.microsoft.com/office/word/2015/wordml/symex" xmlns:wpg="http://schemas.microsoft.com/office/word/2010/wordprocessingGroup" xmlns:wpi="http://schemas.microsoft.com/office/word/2010/wordprocessingInk" xmlns:wne="http://schemas.microsoft.com/office/word/2006/wordml" xmlns:wps="http://schemas.microsoft.com/office/word/2010/wordprocessingShape" mc:Ignorable="w14 w15 w16se w16cid w16 w16cex w16sdtdh w16sdtfl w16du wp14">
+  <w:abstractNum w:abstractNumId="0" w15:restartNumberingAfterBreak="0">
+    <w:nsid w:val="24E76036"/>
+    <w:multiLevelType w:val="hybridMultilevel"/>
+    <w:tmpl w:val="645A4580"/>
+    <w:lvl w:ilvl="0" w:tplc="040E0001">
+      <w:start w:val="1"/>
+      <w:numFmt w:val="bullet"/>
+      <w:lvlText w:val=""/>
+      <w:lvlJc w:val="left"/>
+      <w:pPr>
+        <w:ind w:left="720" w:hanging="360"/>
+      </w:pPr>
+      <w:rPr>
+        <w:rFonts w:ascii="Symbol" w:hAnsi="Symbol" w:hint="default"/>
+      </w:rPr>
+    </w:lvl>
+    <w:lvl w:ilvl="1" w:tplc="040E0003" w:tentative="1">
+      <w:start w:val="1"/>
+      <w:numFmt w:val="bullet"/>
+      <w:lvlText w:val="o"/>
+      <w:lvlJc w:val="left"/>
+      <w:pPr>
+        <w:ind w:left="1440" w:hanging="360"/>
+      </w:pPr>
+      <w:rPr>
+        <w:rFonts w:ascii="Courier New" w:hAnsi="Courier New" w:cs="Courier New" w:hint="default"/>
+      </w:rPr>
+    </w:lvl>
+    <w:lvl w:ilvl="2" w:tplc="040E0005" w:tentative="1">
+      <w:start w:val="1"/>
+      <w:numFmt w:val="bullet"/>
+      <w:lvlText w:val=""/>
+      <w:lvlJc w:val="left"/>
+      <w:pPr>
+        <w:ind w:left="2160" w:hanging="360"/>
+      </w:pPr>
+      <w:rPr>
+        <w:rFonts w:ascii="Wingdings" w:hAnsi="Wingdings" w:hint="default"/>
+      </w:rPr>
+    </w:lvl>
+    <w:lvl w:ilvl="3" w:tplc="040E0001" w:tentative="1">
+      <w:start w:val="1"/>
+      <w:numFmt w:val="bullet"/>
+      <w:lvlText w:val=""/>
+      <w:lvlJc w:val="left"/>
+      <w:pPr>
+        <w:ind w:left="2880" w:hanging="360"/>
+      </w:pPr>
+      <w:rPr>
+        <w:rFonts w:ascii="Symbol" w:hAnsi="Symbol" w:hint="default"/>
+      </w:rPr>
+    </w:lvl>
+    <w:lvl w:ilvl="4" w:tplc="040E0003" w:tentative="1">
+      <w:start w:val="1"/>
+      <w:numFmt w:val="bullet"/>
+      <w:lvlText w:val="o"/>
+      <w:lvlJc w:val="left"/>
+      <w:pPr>
+        <w:ind w:left="3600" w:hanging="360"/>
+      </w:pPr>
+      <w:rPr>
+        <w:rFonts w:ascii="Courier New" w:hAnsi="Courier New" w:cs="Courier New" w:hint="default"/>
+      </w:rPr>
+    </w:lvl>
+    <w:lvl w:ilvl="5" w:tplc="040E0005" w:tentative="1">
+      <w:start w:val="1"/>
+      <w:numFmt w:val="bullet"/>
+      <w:lvlText w:val=""/>
+      <w:lvlJc w:val="left"/>
+      <w:pPr>
+        <w:ind w:left="4320" w:hanging="360"/>
+      </w:pPr>
+      <w:rPr>
+        <w:rFonts w:ascii="Wingdings" w:hAnsi="Wingdings" w:hint="default"/>
+      </w:rPr>
+    </w:lvl>
+    <w:lvl w:ilvl="6" w:tplc="040E0001" w:tentative="1">
+      <w:start w:val="1"/>
+      <w:numFmt w:val="bullet"/>
+      <w:lvlText w:val=""/>
+      <w:lvlJc w:val="left"/>
+      <w:pPr>
+        <w:ind w:left="5040" w:hanging="360"/>
+      </w:pPr>
+      <w:rPr>
+        <w:rFonts w:ascii="Symbol" w:hAnsi="Symbol" w:hint="default"/>
+      </w:rPr>
+    </w:lvl>
+    <w:lvl w:ilvl="7" w:tplc="040E0003" w:tentative="1">
+      <w:start w:val="1"/>
+      <w:numFmt w:val="bullet"/>
+      <w:lvlText w:val="o"/>
+      <w:lvlJc w:val="left"/>
+      <w:pPr>
+        <w:ind w:left="5760" w:hanging="360"/>
+      </w:pPr>
+      <w:rPr>
+        <w:rFonts w:ascii="Courier New" w:hAnsi="Courier New" w:cs="Courier New" w:hint="default"/>
+      </w:rPr>
+    </w:lvl>
+    <w:lvl w:ilvl="8" w:tplc="040E0005" w:tentative="1">
+      <w:start w:val="1"/>
+      <w:numFmt w:val="bullet"/>
+      <w:lvlText w:val=""/>
+      <w:lvlJc w:val="left"/>
+      <w:pPr>
+        <w:ind w:left="6480" w:hanging="360"/>
+      </w:pPr>
+      <w:rPr>
+        <w:rFonts w:ascii="Wingdings" w:hAnsi="Wingdings" w:hint="default"/>
+      </w:rPr>
+    </w:lvl>
+  </w:abstractNum>
+  <w:abstractNum w:abstractNumId="1" w15:restartNumberingAfterBreak="0">
+    <w:nsid w:val="28F164D6"/>
+    <w:multiLevelType w:val="hybridMultilevel"/>
+    <w:tmpl w:val="904ADCE6"/>
+    <w:lvl w:ilvl="0" w:tplc="040E0001">
+      <w:start w:val="1"/>
+      <w:numFmt w:val="bullet"/>
+      <w:lvlText w:val=""/>
+      <w:lvlJc w:val="left"/>
+      <w:pPr>
+        <w:ind w:left="720" w:hanging="360"/>
+      </w:pPr>
+      <w:rPr>
+        <w:rFonts w:ascii="Symbol" w:hAnsi="Symbol" w:hint="default"/>
+      </w:rPr>
+    </w:lvl>
+    <w:lvl w:ilvl="1" w:tplc="040E0003" w:tentative="1">
+      <w:start w:val="1"/>
+      <w:numFmt w:val="bullet"/>
+      <w:lvlText w:val="o"/>
+      <w:lvlJc w:val="left"/>
+      <w:pPr>
+        <w:ind w:left="1440" w:hanging="360"/>
+      </w:pPr>
+      <w:rPr>
+        <w:rFonts w:ascii="Courier New" w:hAnsi="Courier New" w:cs="Courier New" w:hint="default"/>
+      </w:rPr>
+    </w:lvl>
+    <w:lvl w:ilvl="2" w:tplc="040E0005" w:tentative="1">
+      <w:start w:val="1"/>
+      <w:numFmt w:val="bullet"/>
+      <w:lvlText w:val=""/>
+      <w:lvlJc w:val="left"/>
+      <w:pPr>
+        <w:ind w:left="2160" w:hanging="360"/>
+      </w:pPr>
+      <w:rPr>
+        <w:rFonts w:ascii="Wingdings" w:hAnsi="Wingdings" w:hint="default"/>
+      </w:rPr>
+    </w:lvl>
+    <w:lvl w:ilvl="3" w:tplc="040E0001" w:tentative="1">
+      <w:start w:val="1"/>
+      <w:numFmt w:val="bullet"/>
+      <w:lvlText w:val=""/>
+      <w:lvlJc w:val="left"/>
+      <w:pPr>
+        <w:ind w:left="2880" w:hanging="360"/>
+      </w:pPr>
+      <w:rPr>
+        <w:rFonts w:ascii="Symbol" w:hAnsi="Symbol" w:hint="default"/>
+      </w:rPr>
+    </w:lvl>
+    <w:lvl w:ilvl="4" w:tplc="040E0003" w:tentative="1">
+      <w:start w:val="1"/>
+      <w:numFmt w:val="bullet"/>
+      <w:lvlText w:val="o"/>
+      <w:lvlJc w:val="left"/>
+      <w:pPr>
+        <w:ind w:left="3600" w:hanging="360"/>
+      </w:pPr>
+      <w:rPr>
+        <w:rFonts w:ascii="Courier New" w:hAnsi="Courier New" w:cs="Courier New" w:hint="default"/>
+      </w:rPr>
+    </w:lvl>
+    <w:lvl w:ilvl="5" w:tplc="040E0005" w:tentative="1">
+      <w:start w:val="1"/>
+      <w:numFmt w:val="bullet"/>
+      <w:lvlText w:val=""/>
+      <w:lvlJc w:val="left"/>
+      <w:pPr>
+        <w:ind w:left="4320" w:hanging="360"/>
+      </w:pPr>
+      <w:rPr>
+        <w:rFonts w:ascii="Wingdings" w:hAnsi="Wingdings" w:hint="default"/>
+      </w:rPr>
+    </w:lvl>
+    <w:lvl w:ilvl="6" w:tplc="040E0001" w:tentative="1">
+      <w:start w:val="1"/>
+      <w:numFmt w:val="bullet"/>
+      <w:lvlText w:val=""/>
+      <w:lvlJc w:val="left"/>
+      <w:pPr>
+        <w:ind w:left="5040" w:hanging="360"/>
+      </w:pPr>
+      <w:rPr>
+        <w:rFonts w:ascii="Symbol" w:hAnsi="Symbol" w:hint="default"/>
+      </w:rPr>
+    </w:lvl>
+    <w:lvl w:ilvl="7" w:tplc="040E0003" w:tentative="1">
+      <w:start w:val="1"/>
+      <w:numFmt w:val="bullet"/>
+      <w:lvlText w:val="o"/>
+      <w:lvlJc w:val="left"/>
+      <w:pPr>
+        <w:ind w:left="5760" w:hanging="360"/>
+      </w:pPr>
+      <w:rPr>
+        <w:rFonts w:ascii="Courier New" w:hAnsi="Courier New" w:cs="Courier New" w:hint="default"/>
+      </w:rPr>
+    </w:lvl>
+    <w:lvl w:ilvl="8" w:tplc="040E0005" w:tentative="1">
+      <w:start w:val="1"/>
+      <w:numFmt w:val="bullet"/>
+      <w:lvlText w:val=""/>
+      <w:lvlJc w:val="left"/>
+      <w:pPr>
+        <w:ind w:left="6480" w:hanging="360"/>
+      </w:pPr>
+      <w:rPr>
+        <w:rFonts w:ascii="Wingdings" w:hAnsi="Wingdings" w:hint="default"/>
+      </w:rPr>
+    </w:lvl>
+  </w:abstractNum>
+  <w:abstractNum w:abstractNumId="2" w15:restartNumberingAfterBreak="0">
+    <w:nsid w:val="458702BE"/>
+    <w:multiLevelType w:val="multilevel"/>
+    <w:tmpl w:val="BF908B1A"/>
+    <w:lvl w:ilvl="0">
+      <w:start w:val="1"/>
+      <w:numFmt w:val="decimal"/>
+      <w:lvlText w:val="%1."/>
+      <w:lvlJc w:val="left"/>
+      <w:pPr>
+        <w:tabs>
+          <w:tab w:val="num" w:pos="720"/>
+        </w:tabs>
+        <w:ind w:left="720" w:hanging="360"/>
+      </w:pPr>
+    </w:lvl>
+    <w:lvl w:ilvl="1" w:tentative="1">
+      <w:start w:val="1"/>
+      <w:numFmt w:val="decimal"/>
+      <w:lvlText w:val="%2."/>
+      <w:lvlJc w:val="left"/>
+      <w:pPr>
+        <w:tabs>
+          <w:tab w:val="num" w:pos="1440"/>
+        </w:tabs>
+        <w:ind w:left="1440" w:hanging="360"/>
+      </w:pPr>
+    </w:lvl>
+    <w:lvl w:ilvl="2" w:tentative="1">
+      <w:start w:val="1"/>
+      <w:numFmt w:val="decimal"/>
+      <w:lvlText w:val="%3."/>
+      <w:lvlJc w:val="left"/>
+      <w:pPr>
+        <w:tabs>
+          <w:tab w:val="num" w:pos="2160"/>
+        </w:tabs>
+        <w:ind w:left="2160" w:hanging="360"/>
+      </w:pPr>
+    </w:lvl>
+    <w:lvl w:ilvl="3" w:tentative="1">
+      <w:start w:val="1"/>
+      <w:numFmt w:val="decimal"/>
+      <w:lvlText w:val="%4."/>
+      <w:lvlJc w:val="left"/>
+      <w:pPr>
+        <w:tabs>
+          <w:tab w:val="num" w:pos="2880"/>
+        </w:tabs>
+        <w:ind w:left="2880" w:hanging="360"/>
+      </w:pPr>
+    </w:lvl>
+    <w:lvl w:ilvl="4" w:tentative="1">
+      <w:start w:val="1"/>
+      <w:numFmt w:val="decimal"/>
+      <w:lvlText w:val="%5."/>
+      <w:lvlJc w:val="left"/>
+      <w:pPr>
+        <w:tabs>
+          <w:tab w:val="num" w:pos="3600"/>
+        </w:tabs>
+        <w:ind w:left="3600" w:hanging="360"/>
+      </w:pPr>
+    </w:lvl>
+    <w:lvl w:ilvl="5" w:tentative="1">
+      <w:start w:val="1"/>
+      <w:numFmt w:val="decimal"/>
+      <w:lvlText w:val="%6."/>
+      <w:lvlJc w:val="left"/>
+      <w:pPr>
+        <w:tabs>
+          <w:tab w:val="num" w:pos="4320"/>
+        </w:tabs>
+        <w:ind w:left="4320" w:hanging="360"/>
+      </w:pPr>
+    </w:lvl>
+    <w:lvl w:ilvl="6" w:tentative="1">
+      <w:start w:val="1"/>
+      <w:numFmt w:val="decimal"/>
+      <w:lvlText w:val="%7."/>
+      <w:lvlJc w:val="left"/>
+      <w:pPr>
+        <w:tabs>
+          <w:tab w:val="num" w:pos="5040"/>
+        </w:tabs>
+        <w:ind w:left="5040" w:hanging="360"/>
+      </w:pPr>
+    </w:lvl>
+    <w:lvl w:ilvl="7" w:tentative="1">
+      <w:start w:val="1"/>
+      <w:numFmt w:val="decimal"/>
+      <w:lvlText w:val="%8."/>
+      <w:lvlJc w:val="left"/>
+      <w:pPr>
+        <w:tabs>
+          <w:tab w:val="num" w:pos="5760"/>
+        </w:tabs>
+        <w:ind w:left="5760" w:hanging="360"/>
+      </w:pPr>
+    </w:lvl>
+    <w:lvl w:ilvl="8" w:tentative="1">
+      <w:start w:val="1"/>
+      <w:numFmt w:val="decimal"/>
+      <w:lvlText w:val="%9."/>
+      <w:lvlJc w:val="left"/>
+      <w:pPr>
+        <w:tabs>
+          <w:tab w:val="num" w:pos="6480"/>
+        </w:tabs>
+        <w:ind w:left="6480" w:hanging="360"/>
+      </w:pPr>
+    </w:lvl>
+  </w:abstractNum>
+  <w:num w:numId="1" w16cid:durableId="2064477439">
+    <w:abstractNumId w:val="2"/>
+  </w:num>
+  <w:num w:numId="2" w16cid:durableId="1058742948">
+    <w:abstractNumId w:val="1"/>
+  </w:num>
+  <w:num w:numId="3" w16cid:durableId="1088885744">
+    <w:abstractNumId w:val="0"/>
+  </w:num>
+</w:numbering>
+</file>
+
 <file path=word/styles.xml><?xml version="1.0" encoding="utf-8"?>
-<w:styles xmlns:mc="http://schemas.openxmlformats.org/markup-compatibility/2006" xmlns:r="http://schemas.openxmlformats.org/officeDocument/2006/relationships" xmlns:w="http://schemas.openxmlformats.org/wordprocessingml/2006/main" xmlns:w14="http://schemas.microsoft.com/office/word/2010/wordml" xmlns:w15="http://schemas.microsoft.com/office/word/2012/wordml" xmlns:w16cid="http://schemas.microsoft.com/office/word/2016/wordml/cid" xmlns:w16se="http://schemas.microsoft.com/office/word/2015/wordml/symex" mc:Ignorable="w14 w15 w16se w16cid">
+<w:styles xmlns:mc="http://schemas.openxmlformats.org/markup-compatibility/2006" xmlns:r="http://schemas.openxmlformats.org/officeDocument/2006/relationships" xmlns:w="http://schemas.openxmlformats.org/wordprocessingml/2006/main" xmlns:w14="http://schemas.microsoft.com/office/word/2010/wordml" xmlns:w15="http://schemas.microsoft.com/office/word/2012/wordml" xmlns:w16cex="http://schemas.microsoft.com/office/word/2018/wordml/cex" xmlns:w16cid="http://schemas.microsoft.com/office/word/2016/wordml/cid" xmlns:w16="http://schemas.microsoft.com/office/word/2018/wordml" xmlns:w16du="http://schemas.microsoft.com/office/word/2023/wordml/word16du" xmlns:w16sdtdh="http://schemas.microsoft.com/office/word/2020/wordml/sdtdatahash" xmlns:w16sdtfl="http://schemas.microsoft.com/office/word/2024/wordml/sdtformatlock" xmlns:w16se="http://schemas.microsoft.com/office/word/2015/wordml/symex" mc:Ignorable="w14 w15 w16se w16cid w16 w16cex w16sdtdh w16sdtfl w16du">
   <w:docDefaults>
     <w:rPrDefault>
       <w:rPr>
@@ -1391,7 +2035,7 @@
       </w:pPr>
     </w:pPrDefault>
   </w:docDefaults>
-  <w:latentStyles w:defLockedState="0" w:defUIPriority="99" w:defSemiHidden="0" w:defUnhideWhenUsed="0" w:defQFormat="0" w:count="375">
+  <w:latentStyles w:defLockedState="0" w:defUIPriority="99" w:defSemiHidden="0" w:defUnhideWhenUsed="0" w:defQFormat="0" w:count="376">
     <w:lsdException w:name="Normal" w:uiPriority="0" w:qFormat="1"/>
     <w:lsdException w:name="heading 1" w:uiPriority="9" w:qFormat="1"/>
     <w:lsdException w:name="heading 2" w:semiHidden="1" w:uiPriority="9" w:unhideWhenUsed="1" w:qFormat="1"/>
@@ -1767,6 +2411,7 @@
     <w:lsdException w:name="Smart Hyperlink" w:semiHidden="1" w:unhideWhenUsed="1"/>
     <w:lsdException w:name="Hashtag" w:semiHidden="1" w:unhideWhenUsed="1"/>
     <w:lsdException w:name="Unresolved Mention" w:semiHidden="1" w:unhideWhenUsed="1"/>
+    <w:lsdException w:name="Smart Link" w:semiHidden="1" w:unhideWhenUsed="1"/>
   </w:latentStyles>
   <w:style w:type="paragraph" w:default="1" w:styleId="Norml">
     <w:name w:val="Normal"/>
@@ -1779,11 +2424,11 @@
     <w:link w:val="Cmsor1Char"/>
     <w:uiPriority w:val="9"/>
     <w:qFormat/>
-    <w:rsid w:val="0089430A"/>
+    <w:rsid w:val="002957E9"/>
     <w:pPr>
       <w:keepNext/>
       <w:keepLines/>
-      <w:spacing w:before="240" w:after="0"/>
+      <w:spacing w:before="400" w:after="200"/>
       <w:outlineLvl w:val="0"/>
     </w:pPr>
     <w:rPr>
@@ -1863,7 +2508,6 @@
   <w:style w:type="character" w:default="1" w:styleId="Bekezdsalapbettpusa">
     <w:name w:val="Default Paragraph Font"/>
     <w:uiPriority w:val="1"/>
-    <w:semiHidden/>
     <w:unhideWhenUsed/>
   </w:style>
   <w:style w:type="table" w:default="1" w:styleId="Normltblzat">
@@ -1933,7 +2577,7 @@
     <w:basedOn w:val="Bekezdsalapbettpusa"/>
     <w:link w:val="Cmsor1"/>
     <w:uiPriority w:val="9"/>
-    <w:rsid w:val="0089430A"/>
+    <w:rsid w:val="002957E9"/>
     <w:rPr>
       <w:rFonts w:asciiTheme="majorHAnsi" w:eastAsiaTheme="majorEastAsia" w:hAnsiTheme="majorHAnsi" w:cstheme="majorBidi"/>
       <w:color w:val="764BA2"/>
@@ -2135,6 +2779,17 @@
       <w:color w:val="954F72" w:themeColor="followedHyperlink"/>
       <w:u w:val="single"/>
     </w:rPr>
+  </w:style>
+  <w:style w:type="paragraph" w:styleId="Listaszerbekezds">
+    <w:name w:val="List Paragraph"/>
+    <w:basedOn w:val="Norml"/>
+    <w:uiPriority w:val="34"/>
+    <w:qFormat/>
+    <w:rsid w:val="002957E9"/>
+    <w:pPr>
+      <w:ind w:left="720"/>
+      <w:contextualSpacing/>
+    </w:pPr>
   </w:style>
 </w:styles>
 </file>
